--- a/cv-stephen-casse-fr.docx
+++ b/cv-stephen-casse-fr.docx
@@ -4,7 +4,7 @@
   <w:body>
     <w:tbl>
       <w:tblPr>
-        <w:tblW w:w="10546" w:type="dxa"/>
+        <w:tblW w:w="10826" w:type="dxa"/>
         <w:tblBorders>
           <w:top w:val="none" w:sz="0" w:space="0" w:color="auto"/>
           <w:left w:val="none" w:sz="0" w:space="0" w:color="auto"/>
@@ -21,7 +21,7 @@
       </w:tblPr>
       <w:tblGrid>
         <w:gridCol w:w="1400"/>
-        <w:gridCol w:w="9146"/>
+        <w:gridCol w:w="9426"/>
       </w:tblGrid>
       <w:tr>
         <w:tc>
@@ -76,7 +76,7 @@
         </w:tc>
         <w:tc>
           <w:tcPr>
-            <w:tcW w:w="9146" w:type="dxa"/>
+            <w:tcW w:w="9426" w:type="dxa"/>
             <w:shd w:val="clear" w:color="auto" w:fill="F3EAF6"/>
             <w:tcMar>
               <w:top w:w="240" w:type="dxa"/>
@@ -88,7 +88,7 @@
           <w:p>
             <w:pPr>
               <w:tabs>
-                <w:tab w:val="right" w:pos="8686"/>
+                <w:tab w:val="right" w:pos="8966"/>
               </w:tabs>
               <w:spacing w:before="0" w:after="40" w:line="252" w:lineRule="auto"/>
             </w:pPr>
@@ -157,7 +157,7 @@
                 <w:sz w:val="19"/>
                 <w:szCs w:val="19"/>
               </w:rPr>
-              <w:t xml:space="preserve">Ingénieur DevOps Freelance</w:t>
+              <w:t xml:space="preserve">Ingénieur DevOps / SRE Freelance</w:t>
             </w:r>
             <w:r>
               <w:rPr>
@@ -166,7 +166,7 @@
                 <w:sz w:val="19"/>
                 <w:szCs w:val="19"/>
               </w:rPr>
-              <w:t xml:space="preserve"> — Build · Intégration · Automatisation</w:t>
+              <w:t xml:space="preserve"> — Vérification · Automatisation</w:t>
             </w:r>
           </w:p>
         </w:tc>
@@ -174,7 +174,7 @@
     </w:tbl>
     <w:tbl>
       <w:tblPr>
-        <w:tblW w:w="10546" w:type="dxa"/>
+        <w:tblW w:w="10826" w:type="dxa"/>
         <w:tblLayout w:type="fixed"/>
         <w:tblCellMar>
           <w:left w:w="0" w:type="dxa"/>
@@ -182,13 +182,13 @@
         </w:tblCellMar>
       </w:tblPr>
       <w:tblGrid>
-        <w:gridCol w:w="10546"/>
+        <w:gridCol w:w="10826"/>
       </w:tblGrid>
       <w:tr>
         ['
         <w:tc>
           <w:tcPr>
-            <w:tcW w:w="10546" w:type="dxa"/>
+            <w:tcW w:w="10826" w:type="dxa"/>
             <w:tcBorders>
               <w:top w:val="single" w:sz="4" w:space="0" w:color="f7f2f9"/>
               <w:left w:val="single" w:sz="4" w:space="0" w:color="f7f2f9"/>
@@ -214,7 +214,7 @@
                 <w:sz w:val="17"/>
                 <w:szCs w:val="17"/>
               </w:rPr>
-              <w:t xml:space="preserve">contact@scasse.com · 06 58 44 35 79 · linkedin.com/in/stephen-casse · github.com/ksh2177 · homelab.scasse.com</w:t>
+              <w:t xml:space="preserve">contact@scasse.com · 06 58 44 35 79 · linkedin.com/in/stephen-casse · github.com/ksh2177 · ksh2177.github.io</w:t>
             </w:r>
           </w:p>
         </w:tc>
@@ -237,12 +237,12 @@
           <w:sz w:val="21"/>
           <w:szCs w:val="21"/>
         </w:rPr>
-        <w:t xml:space="preserve">Dix ans en production bancaire (Amundi, BPCE). J'industrialise les déploiements, j'automatise les chaînes CI/CD et je livre des environnements portables, documentés et sécurisés — du commit à la prod, sans clic manuel.</w:t>
+        <w:t xml:space="preserve">Onze ans en production bancaire critique (Amundi, BPCE, Euler Hermes), et l'exploitation de mes propres produits — paiement Stripe, agrégation bancaire DSP2. J'applique l'ingénierie de production aux systèmes IA : pas les prompts, ce qu'il y a autour — preuve exécutable, coût mesuré, sécurité auditée, plan de sortie testé.</w:t>
       </w:r>
     </w:p>
     <w:tbl>
       <w:tblPr>
-        <w:tblW w:w="10484" w:type="dxa"/>
+        <w:tblW w:w="10764" w:type="dxa"/>
         <w:tblLayout w:type="fixed"/>
         <w:tblCellMar>
           <w:left w:w="0" w:type="dxa"/>
@@ -250,18 +250,18 @@
         </w:tblCellMar>
       </w:tblPr>
       <w:tblGrid>
-        <w:gridCol w:w="2576"/>
+        <w:gridCol w:w="2646"/>
         <w:gridCol w:w="60"/>
-        <w:gridCol w:w="2576"/>
+        <w:gridCol w:w="2646"/>
         <w:gridCol w:w="60"/>
-        <w:gridCol w:w="2576"/>
+        <w:gridCol w:w="2646"/>
         <w:gridCol w:w="60"/>
-        <w:gridCol w:w="2576"/>
+        <w:gridCol w:w="2646"/>
       </w:tblGrid>
       <w:tr>
         <w:tc>
           <w:tcPr>
-            <w:tcW w:w="2576" w:type="dxa"/>
+            <w:tcW w:w="2646" w:type="dxa"/>
             <w:tcBorders>
               <w:top w:val="single" w:sz="24" w:space="0" w:color="6866A7"/>
               <w:left w:val="single" w:sz="4" w:space="0" w:color="cac4d2"/>
@@ -288,7 +288,7 @@
                 <w:sz w:val="26"/>
                 <w:szCs w:val="26"/>
               </w:rPr>
-              <w:t xml:space="preserve">10 ans</w:t>
+              <w:t xml:space="preserve">11 ans</w:t>
             </w:r>
           </w:p>
           <w:p>
@@ -302,7 +302,7 @@
                 <w:sz w:val="15"/>
                 <w:szCs w:val="15"/>
               </w:rPr>
-              <w:t xml:space="preserve">production bancaire &amp; finance</w:t>
+              <w:t xml:space="preserve">production bancaire critique</w:t>
             </w:r>
           </w:p>
         </w:tc>
@@ -324,7 +324,7 @@
         </w:tc>
         <w:tc>
           <w:tcPr>
-            <w:tcW w:w="2576" w:type="dxa"/>
+            <w:tcW w:w="2646" w:type="dxa"/>
             <w:tcBorders>
               <w:top w:val="single" w:sz="24" w:space="0" w:color="A86F9F"/>
               <w:left w:val="single" w:sz="4" w:space="0" w:color="cac4d2"/>
@@ -351,7 +351,7 @@
                 <w:sz w:val="26"/>
                 <w:szCs w:val="26"/>
               </w:rPr>
-              <w:t xml:space="preserve">4 clients</w:t>
+              <w:t xml:space="preserve">20 600 tests</w:t>
             </w:r>
           </w:p>
           <w:p>
@@ -365,7 +365,7 @@
                 <w:sz w:val="15"/>
                 <w:szCs w:val="15"/>
               </w:rPr>
-              <w:t xml:space="preserve">Amundi, BPCE IT, BPCE Lease, Euler Hermes</w:t>
+              <w:t xml:space="preserve">sur un SaaS que j'exploite : paiement, agrégation bancaire</w:t>
             </w:r>
           </w:p>
         </w:tc>
@@ -387,7 +387,7 @@
         </w:tc>
         <w:tc>
           <w:tcPr>
-            <w:tcW w:w="2576" w:type="dxa"/>
+            <w:tcW w:w="2646" w:type="dxa"/>
             <w:tcBorders>
               <w:top w:val="single" w:sz="24" w:space="0" w:color="6866A7"/>
               <w:left w:val="single" w:sz="4" w:space="0" w:color="cac4d2"/>
@@ -414,7 +414,7 @@
                 <w:sz w:val="26"/>
                 <w:szCs w:val="26"/>
               </w:rPr>
-              <w:t xml:space="preserve">1 standard</w:t>
+              <w:t xml:space="preserve">~1 200 serveurs</w:t>
             </w:r>
           </w:p>
           <w:p>
@@ -428,7 +428,7 @@
                 <w:sz w:val="15"/>
                 <w:szCs w:val="15"/>
               </w:rPr>
-              <w:t xml:space="preserve">stack Apache adoptée en prod groupe</w:t>
+              <w:t xml:space="preserve">service de consultation des logs, grand compte</w:t>
             </w:r>
           </w:p>
         </w:tc>
@@ -450,7 +450,7 @@
         </w:tc>
         <w:tc>
           <w:tcPr>
-            <w:tcW w:w="2576" w:type="dxa"/>
+            <w:tcW w:w="2646" w:type="dxa"/>
             <w:tcBorders>
               <w:top w:val="single" w:sz="24" w:space="0" w:color="A86F9F"/>
               <w:left w:val="single" w:sz="4" w:space="0" w:color="cac4d2"/>
@@ -477,7 +477,7 @@
                 <w:sz w:val="26"/>
                 <w:szCs w:val="26"/>
               </w:rPr>
-              <w:t xml:space="preserve">9 apps</w:t>
+              <w:t xml:space="preserve">1 standard</w:t>
             </w:r>
           </w:p>
           <w:p>
@@ -491,7 +491,7 @@
                 <w:sz w:val="15"/>
                 <w:szCs w:val="15"/>
               </w:rPr>
-              <w:t xml:space="preserve">GitOps sur mon cluster K3s</w:t>
+              <w:t xml:space="preserve">stack Apache portable RHEL 6 → 9.5, adoptée en production</w:t>
             </w:r>
           </w:p>
         </w:tc>
@@ -501,7 +501,7 @@
       <w:pPr>
         <w:keepNext/>
         <w:keepLines/>
-        <w:spacing w:before="130" w:after="80" w:line="252" w:lineRule="auto"/>
+        <w:spacing w:before="90" w:after="80" w:line="252" w:lineRule="auto"/>
       </w:pPr>
       <w:r>
         <w:rPr>
@@ -532,7 +532,7 @@
         <w:keepNext/>
         <w:keepLines/>
         <w:tabs>
-          <w:tab w:val="right" w:pos="10546"/>
+          <w:tab w:val="right" w:pos="10826"/>
         </w:tabs>
         <w:spacing w:before="140" w:after="30" w:line="252" w:lineRule="auto"/>
       </w:pPr>
@@ -545,7 +545,7 @@
           <w:sz w:val="22"/>
           <w:szCs w:val="22"/>
         </w:rPr>
-        <w:t xml:space="preserve">BPCE IT — BPCE Financement</w:t>
+        <w:t xml:space="preserve">CS Consulting</w:t>
       </w:r>
       <w:r>
         <w:rPr>
@@ -562,7 +562,7 @@
           <w:sz w:val="16"/>
           <w:szCs w:val="16"/>
         </w:rPr>
-        <w:t xml:space="preserve">nov. 2024 → aujourd'hui</w:t>
+        <w:t xml:space="preserve">févr. 2020 → aujourd'hui</w:t>
       </w:r>
     </w:p>
     <w:p>
@@ -580,7 +580,7 @@
           <w:sz w:val="18"/>
           <w:szCs w:val="18"/>
         </w:rPr>
-        <w:t xml:space="preserve">Ingénieur DevOps Build &amp; Intégration</w:t>
+        <w:t xml:space="preserve">Ingénieur DevOps &amp; Plateforme — Fondateur</w:t>
       </w:r>
       <w:r>
         <w:rPr>
@@ -589,7 +589,7 @@
           <w:sz w:val="18"/>
           <w:szCs w:val="18"/>
         </w:rPr>
-        <w:t xml:space="preserve"> · Paris · hybride · freelance</w:t>
+        <w:t xml:space="preserve"> · Paris · hybride · indépendant</w:t>
       </w:r>
     </w:p>
     <w:p>
@@ -603,7 +603,7 @@
           <w:sz w:val="17"/>
           <w:szCs w:val="17"/>
         </w:rPr>
-        <w:t xml:space="preserve">Industrialiser et sécuriser les composants web et certificats du groupe ; référent d'un pôle applicatif.</w:t>
+        <w:t xml:space="preserve">Ma structure : je conçois et j'exploite des produits de bout en bout — architecture, spécification, mise en production, exploitation, support. Auto-entrepreneur en 2020, EURL en 2023.</w:t>
       </w:r>
     </w:p>
     <w:p>
@@ -623,31 +623,22 @@
       <w:r>
         <w:rPr>
           <w:rFonts w:ascii="Calibri" w:hAnsi="Calibri" w:cs="Calibri"/>
-          <w:color w:val="484550"/>
-          <w:sz w:val="18"/>
-          <w:szCs w:val="18"/>
-        </w:rPr>
-        <w:t xml:space="preserve">Stack Apache HTTPD </w:t>
-      </w:r>
-      <w:r>
-        <w:rPr>
-          <w:rFonts w:ascii="Calibri" w:hAnsi="Calibri" w:cs="Calibri"/>
           <w:b/>
           <w:bCs/>
           <w:color w:val="484550"/>
           <w:sz w:val="18"/>
           <w:szCs w:val="18"/>
         </w:rPr>
-        <w:t xml:space="preserve">portable</w:t>
-      </w:r>
-      <w:r>
-        <w:rPr>
-          <w:rFonts w:ascii="Calibri" w:hAnsi="Calibri" w:cs="Calibri"/>
-          <w:color w:val="484550"/>
-          <w:sz w:val="18"/>
-          <w:szCs w:val="18"/>
-        </w:rPr>
-        <w:t xml:space="preserve"> compilée sur RHEL 6 → 9.5, packaging sans dépendance système, SSL/LDAP sans privilège root — </w:t>
+        <w:t xml:space="preserve">Du papier carbone au SaaS multi-tenant</w:t>
+      </w:r>
+      <w:r>
+        <w:rPr>
+          <w:rFonts w:ascii="Calibri" w:hAnsi="Calibri" w:cs="Calibri"/>
+          <w:color w:val="484550"/>
+          <w:sz w:val="18"/>
+          <w:szCs w:val="18"/>
+        </w:rPr>
+        <w:t xml:space="preserve"> : Astre Solutions gérait ses bons de commande et de livraison sur papier carbone, en double exemplaire. Je leur ai livré un outil de génération documentaire macOS, synchronisé et sauvegardé hors site. Le même client m'a ensuite confié l'automatisation des CERFA fluides frigorigènes pour Co&amp;Sta, puis le CRM, le planning, les techniciens — c'est devenu </w:t>
       </w:r>
       <w:r>
         <w:rPr>
@@ -658,16 +649,16 @@
           <w:sz w:val="18"/>
           <w:szCs w:val="18"/>
         </w:rPr>
-        <w:t xml:space="preserve">adoptée comme standard de production</w:t>
-      </w:r>
-      <w:r>
-        <w:rPr>
-          <w:rFonts w:ascii="Calibri" w:hAnsi="Calibri" w:cs="Calibri"/>
-          <w:color w:val="484550"/>
-          <w:sz w:val="18"/>
-          <w:szCs w:val="18"/>
-        </w:rPr>
-        <w:t xml:space="preserve">.</w:t>
+        <w:t xml:space="preserve">Norteo</w:t>
+      </w:r>
+      <w:r>
+        <w:rPr>
+          <w:rFonts w:ascii="Calibri" w:hAnsi="Calibri" w:cs="Calibri"/>
+          <w:color w:val="484550"/>
+          <w:sz w:val="18"/>
+          <w:szCs w:val="18"/>
+        </w:rPr>
+        <w:t xml:space="preserve">, aujourd'hui proposé à d'autres frigoristes avec son accord.</w:t>
       </w:r>
     </w:p>
     <w:p>
@@ -687,11 +678,22 @@
       <w:r>
         <w:rPr>
           <w:rFonts w:ascii="Calibri" w:hAnsi="Calibri" w:cs="Calibri"/>
-          <w:color w:val="484550"/>
-          <w:sz w:val="18"/>
-          <w:szCs w:val="18"/>
-        </w:rPr>
-        <w:t xml:space="preserve">Chaîne CI/CD Bitbucket → Jenkins → Artifactory → XL Deploy ; documentation build, upgrade et déploiement.</w:t>
+          <w:b/>
+          <w:bCs/>
+          <w:color w:val="484550"/>
+          <w:sz w:val="18"/>
+          <w:szCs w:val="18"/>
+        </w:rPr>
+        <w:t xml:space="preserve">Norteo</w:t>
+      </w:r>
+      <w:r>
+        <w:rPr>
+          <w:rFonts w:ascii="Calibri" w:hAnsi="Calibri" w:cs="Calibri"/>
+          <w:color w:val="484550"/>
+          <w:sz w:val="18"/>
+          <w:szCs w:val="18"/>
+        </w:rPr>
+        <w:t xml:space="preserve">, SaaS de gestion multi-métier que je conçois et exploite : 15 métiers, 70 modèles de données, architecture multi-instance en marque blanche, isolation multi-tenant par JWT, MFA TOTP. Abonnements Stripe, agrégation bancaire via Bridge API v3 (agrégateur agréé DSP2) avec rapprochement automatique des paiements. Documents réglementaires générés : CERFA 15497, export SYDEREP.</w:t>
       </w:r>
     </w:p>
     <w:p>
@@ -715,31 +717,47 @@
           <w:sz w:val="18"/>
           <w:szCs w:val="18"/>
         </w:rPr>
-        <w:t xml:space="preserve">Automatisation des keystores/truststores JKS : Bash + jq, inventaires Ansible dynamiques, publication Artifactory, diffusion Jenkins → XLD.</w:t>
-      </w:r>
-    </w:p>
-    <w:p>
-      <w:pPr>
-        <w:spacing w:before="0" w:after="40" w:line="240" w:lineRule="auto"/>
-        <w:ind w:left="227" w:hanging="142"/>
-      </w:pPr>
-      <w:r>
-        <w:rPr>
-          <w:rFonts w:ascii="Calibri" w:hAnsi="Calibri" w:cs="Calibri"/>
-          <w:color w:val="6866A7"/>
-          <w:sz w:val="19"/>
-          <w:szCs w:val="19"/>
-        </w:rPr>
-        <w:t xml:space="preserve">• </w:t>
-      </w:r>
-      <w:r>
-        <w:rPr>
-          <w:rFonts w:ascii="Calibri" w:hAnsi="Calibri" w:cs="Calibri"/>
-          <w:color w:val="484550"/>
-          <w:sz w:val="18"/>
-          <w:szCs w:val="18"/>
-        </w:rPr>
-        <w:t xml:space="preserve">Run quotidien, astreintes 24/7, interface équipes techniques / directions métier ; formation de l'équipe (Ansible, AP2) et présentation groupe d'AP2.</w:t>
+        <w:t xml:space="preserve">Ce qui tient l'ensemble : </w:t>
+      </w:r>
+      <w:r>
+        <w:rPr>
+          <w:rFonts w:ascii="Calibri" w:hAnsi="Calibri" w:cs="Calibri"/>
+          <w:b/>
+          <w:bCs/>
+          <w:color w:val="484550"/>
+          <w:sz w:val="18"/>
+          <w:szCs w:val="18"/>
+        </w:rPr>
+        <w:t xml:space="preserve">20 600 tests automatisés</w:t>
+      </w:r>
+      <w:r>
+        <w:rPr>
+          <w:rFonts w:ascii="Calibri" w:hAnsi="Calibri" w:cs="Calibri"/>
+          <w:color w:val="484550"/>
+          <w:sz w:val="18"/>
+          <w:szCs w:val="18"/>
+        </w:rPr>
+        <w:t xml:space="preserve"> — 19 000 unitaires (Vitest), 1 300 de bout en bout (Playwright) — porte qualité SonarQube bloquante avant le build, analyse statique de sécurité, détection de secrets et de vulnérabilités en intégration continue. Ces produits portent des chemins où circule de l'argent : je ne conçois pas mon métier comme écrire du code, mais comme </w:t>
+      </w:r>
+      <w:r>
+        <w:rPr>
+          <w:rFonts w:ascii="Calibri" w:hAnsi="Calibri" w:cs="Calibri"/>
+          <w:b/>
+          <w:bCs/>
+          <w:color w:val="484550"/>
+          <w:sz w:val="18"/>
+          <w:szCs w:val="18"/>
+        </w:rPr>
+        <w:t xml:space="preserve">spécifier ce qui doit être vrai et construire la preuve que ça l'est</w:t>
+      </w:r>
+      <w:r>
+        <w:rPr>
+          <w:rFonts w:ascii="Calibri" w:hAnsi="Calibri" w:cs="Calibri"/>
+          <w:color w:val="484550"/>
+          <w:sz w:val="18"/>
+          <w:szCs w:val="18"/>
+        </w:rPr>
+        <w:t xml:space="preserve">.</w:t>
       </w:r>
     </w:p>
     <w:p>
@@ -747,7 +765,7 @@
         <w:keepNext/>
         <w:keepLines/>
         <w:tabs>
-          <w:tab w:val="right" w:pos="10546"/>
+          <w:tab w:val="right" w:pos="10826"/>
         </w:tabs>
         <w:spacing w:before="140" w:after="30" w:line="252" w:lineRule="auto"/>
       </w:pPr>
@@ -760,7 +778,7 @@
           <w:sz w:val="22"/>
           <w:szCs w:val="22"/>
         </w:rPr>
-        <w:t xml:space="preserve">Amundi Technologies</w:t>
+        <w:t xml:space="preserve">BPCE IT</w:t>
       </w:r>
       <w:r>
         <w:rPr>
@@ -777,7 +795,7 @@
           <w:sz w:val="16"/>
           <w:szCs w:val="16"/>
         </w:rPr>
-        <w:t xml:space="preserve">janv. 2022 → déc. 2024</w:t>
+        <w:t xml:space="preserve">nov. 2024 → aujourd'hui</w:t>
       </w:r>
     </w:p>
     <w:p>
@@ -795,7 +813,7 @@
           <w:sz w:val="18"/>
           <w:szCs w:val="18"/>
         </w:rPr>
-        <w:t xml:space="preserve">Ingénieur DevOps — référent applicatif, lead technique adjoint</w:t>
+        <w:t xml:space="preserve">Ingénieur DevOps Build &amp; Intégration</w:t>
       </w:r>
       <w:r>
         <w:rPr>
@@ -818,7 +836,7 @@
           <w:sz w:val="17"/>
           <w:szCs w:val="17"/>
         </w:rPr>
-        <w:t xml:space="preserve">Périmètres Finance, Épargne salariale et Gestion privée ; automatisation des déploiements et stabilité applicative.</w:t>
+        <w:t xml:space="preserve">Transformer un outil interne abandonné en service généralisé, sur un parc réparti sur quatre générations de RHEL.</w:t>
       </w:r>
     </w:p>
     <w:p>
@@ -838,31 +856,42 @@
       <w:r>
         <w:rPr>
           <w:rFonts w:ascii="Calibri" w:hAnsi="Calibri" w:cs="Calibri"/>
-          <w:color w:val="484550"/>
-          <w:sz w:val="18"/>
-          <w:szCs w:val="18"/>
-        </w:rPr>
-        <w:t xml:space="preserve">Automatisation de la bascule des clusters applicatifs et bases : </w:t>
-      </w:r>
-      <w:r>
-        <w:rPr>
-          <w:rFonts w:ascii="Calibri" w:hAnsi="Calibri" w:cs="Calibri"/>
           <w:b/>
           <w:bCs/>
           <w:color w:val="484550"/>
           <w:sz w:val="18"/>
           <w:szCs w:val="18"/>
         </w:rPr>
-        <w:t xml:space="preserve">80 % de temps gagné</w:t>
-      </w:r>
-      <w:r>
-        <w:rPr>
-          <w:rFonts w:ascii="Calibri" w:hAnsi="Calibri" w:cs="Calibri"/>
-          <w:color w:val="484550"/>
-          <w:sz w:val="18"/>
-          <w:szCs w:val="18"/>
-        </w:rPr>
-        <w:t xml:space="preserve"> lors des PSI, risque d'erreur humaine quasi supprimé.</w:t>
+        <w:t xml:space="preserve">Les logs aux développeurs, sans leur donner la production</w:t>
+      </w:r>
+      <w:r>
+        <w:rPr>
+          <w:rFonts w:ascii="Calibri" w:hAnsi="Calibri" w:cs="Calibri"/>
+          <w:color w:val="484550"/>
+          <w:sz w:val="18"/>
+          <w:szCs w:val="18"/>
+        </w:rPr>
+        <w:t xml:space="preserve"> : l'accès SSH est interdit en production aux équipes de développement — donc aucune consultation autonome d'un log applicatif, et des délais de résolution allongés à chaque incident. J'ai repris un outil périmé, non maintenu et non sécurisé pour en faire un service de consultation en libre-service : une instance par serveur, une URL dédiée, authentification LDAP/Kerberos, consultation et téléchargement par navigateur. La friction disparaît, la frontière de sécurité reste intacte. </w:t>
+      </w:r>
+      <w:r>
+        <w:rPr>
+          <w:rFonts w:ascii="Calibri" w:hAnsi="Calibri" w:cs="Calibri"/>
+          <w:b/>
+          <w:bCs/>
+          <w:color w:val="484550"/>
+          <w:sz w:val="18"/>
+          <w:szCs w:val="18"/>
+        </w:rPr>
+        <w:t xml:space="preserve">Déployé sur ~1 200 serveurs</w:t>
+      </w:r>
+      <w:r>
+        <w:rPr>
+          <w:rFonts w:ascii="Calibri" w:hAnsi="Calibri" w:cs="Calibri"/>
+          <w:color w:val="484550"/>
+          <w:sz w:val="18"/>
+          <w:szCs w:val="18"/>
+        </w:rPr>
+        <w:t xml:space="preserve">, adopté par l'ensemble des quinze DSI métier de la branche ; présenté en CODIR, à l'étude comme produit groupe.</w:t>
       </w:r>
     </w:p>
     <w:p>
@@ -882,11 +911,42 @@
       <w:r>
         <w:rPr>
           <w:rFonts w:ascii="Calibri" w:hAnsi="Calibri" w:cs="Calibri"/>
-          <w:color w:val="484550"/>
-          <w:sz w:val="18"/>
-          <w:szCs w:val="18"/>
-        </w:rPr>
-        <w:t xml:space="preserve">Déploiements Git → AWX → Ansible ; Control-M « as code » (JSON/Jinja2 déployés par playbook).</w:t>
+          <w:b/>
+          <w:bCs/>
+          <w:color w:val="484550"/>
+          <w:sz w:val="18"/>
+          <w:szCs w:val="18"/>
+        </w:rPr>
+        <w:t xml:space="preserve">Ce qui rend le déploiement possible</w:t>
+      </w:r>
+      <w:r>
+        <w:rPr>
+          <w:rFonts w:ascii="Calibri" w:hAnsi="Calibri" w:cs="Calibri"/>
+          <w:color w:val="484550"/>
+          <w:sz w:val="18"/>
+          <w:szCs w:val="18"/>
+        </w:rPr>
+        <w:t xml:space="preserve"> : stack Apache compilée de bout en bout — Apache, APR, OpenSSL, OpenLDAP, Expat — sans aucune dépendance système, exécutable sans privilège root, de RHEL 6 à RHEL 9.5. Elle s'installe sur un Red Hat nu, cohabite avec un Apache ou un JBoss existant et survit à une montée de version d'OS — </w:t>
+      </w:r>
+      <w:r>
+        <w:rPr>
+          <w:rFonts w:ascii="Calibri" w:hAnsi="Calibri" w:cs="Calibri"/>
+          <w:b/>
+          <w:bCs/>
+          <w:color w:val="484550"/>
+          <w:sz w:val="18"/>
+          <w:szCs w:val="18"/>
+        </w:rPr>
+        <w:t xml:space="preserve">adoptée comme standard de production</w:t>
+      </w:r>
+      <w:r>
+        <w:rPr>
+          <w:rFonts w:ascii="Calibri" w:hAnsi="Calibri" w:cs="Calibri"/>
+          <w:color w:val="484550"/>
+          <w:sz w:val="18"/>
+          <w:szCs w:val="18"/>
+        </w:rPr>
+        <w:t xml:space="preserve">. Chaîne de livraison Bitbucket → Jenkins → Artifactory → XL Deploy.</w:t>
       </w:r>
     </w:p>
     <w:p>
@@ -906,11 +966,22 @@
       <w:r>
         <w:rPr>
           <w:rFonts w:ascii="Calibri" w:hAnsi="Calibri" w:cs="Calibri"/>
-          <w:color w:val="484550"/>
-          <w:sz w:val="18"/>
-          <w:szCs w:val="18"/>
-        </w:rPr>
-        <w:t xml:space="preserve">Onboarding Kubernetes : Helm charts, ConfigMaps/Secrets, pipelines Jenkins, synchronisation ArgoCD.</w:t>
+          <w:b/>
+          <w:bCs/>
+          <w:color w:val="484550"/>
+          <w:sz w:val="18"/>
+          <w:szCs w:val="18"/>
+        </w:rPr>
+        <w:t xml:space="preserve">Inventaire dérivé de la CMDB</w:t>
+      </w:r>
+      <w:r>
+        <w:rPr>
+          <w:rFonts w:ascii="Calibri" w:hAnsi="Calibri" w:cs="Calibri"/>
+          <w:color w:val="484550"/>
+          <w:sz w:val="18"/>
+          <w:szCs w:val="18"/>
+        </w:rPr>
+        <w:t xml:space="preserve"> : l'inventaire Ansible Automation Platform était tenu à la main ; il est désormais construit dynamiquement depuis la CMDB, environnements normalisés — il découle de la source de vérité au lieu d'être déclaré deux fois. Même principe pour les keystores et truststores JKS.</w:t>
       </w:r>
     </w:p>
     <w:p>
@@ -934,7 +1005,7 @@
           <w:sz w:val="18"/>
           <w:szCs w:val="18"/>
         </w:rPr>
-        <w:t xml:space="preserve">Migration Oracle Financials &amp; OBIEE de Solaris vers SUSE ; animation de réunions d'équipe en anglais ; formation des arrivants.</w:t>
+        <w:t xml:space="preserve">Run quotidien, astreintes 24/7, référent d'un pôle applicatif auprès des DSIM ; formation de l'équipe (Ansible, Jenkins, Artifactory, Bitbucket) et présentation groupe d'Ansible Automation Platform.</w:t>
       </w:r>
     </w:p>
     <w:p>
@@ -942,7 +1013,7 @@
         <w:keepNext/>
         <w:keepLines/>
         <w:tabs>
-          <w:tab w:val="right" w:pos="10546"/>
+          <w:tab w:val="right" w:pos="10826"/>
         </w:tabs>
         <w:spacing w:before="140" w:after="30" w:line="252" w:lineRule="auto"/>
       </w:pPr>
@@ -955,7 +1026,7 @@
           <w:sz w:val="22"/>
           <w:szCs w:val="22"/>
         </w:rPr>
-        <w:t xml:space="preserve">BPCE Lease</w:t>
+        <w:t xml:space="preserve">Amundi</w:t>
       </w:r>
       <w:r>
         <w:rPr>
@@ -972,7 +1043,7 @@
           <w:sz w:val="16"/>
           <w:szCs w:val="16"/>
         </w:rPr>
-        <w:t xml:space="preserve">déc. 2020 → déc. 2021</w:t>
+        <w:t xml:space="preserve">janv. 2022 → oct. 2024</w:t>
       </w:r>
     </w:p>
     <w:p>
@@ -990,7 +1061,7 @@
           <w:sz w:val="18"/>
           <w:szCs w:val="18"/>
         </w:rPr>
-        <w:t xml:space="preserve">Lead technique cloud &amp; ingénieur de production</w:t>
+        <w:t xml:space="preserve">Ingénieur DevOps — référent applicatif, lead technique adjoint</w:t>
       </w:r>
       <w:r>
         <w:rPr>
@@ -1013,7 +1084,7 @@
           <w:sz w:val="17"/>
           <w:szCs w:val="17"/>
         </w:rPr>
-        <w:t xml:space="preserve">Migration d'une application critique vers Azure, menée seul après le départ du chef de projet à trois semaines.</w:t>
+        <w:t xml:space="preserve">Périmètre applicatif d'une direction financière : quatre à cinq progiciels, interlocuteurs métier côté demande, appui direct du team leader.</w:t>
       </w:r>
     </w:p>
     <w:p>
@@ -1033,31 +1104,22 @@
       <w:r>
         <w:rPr>
           <w:rFonts w:ascii="Calibri" w:hAnsi="Calibri" w:cs="Calibri"/>
-          <w:color w:val="484550"/>
-          <w:sz w:val="18"/>
-          <w:szCs w:val="18"/>
-        </w:rPr>
-        <w:t xml:space="preserve">Migration PowerBI → Azure de A à Z : sizing, réseau, sécurité, droits, gateway, ODBC ; </w:t>
-      </w:r>
-      <w:r>
-        <w:rPr>
-          <w:rFonts w:ascii="Calibri" w:hAnsi="Calibri" w:cs="Calibri"/>
           <w:b/>
           <w:bCs/>
           <w:color w:val="484550"/>
           <w:sz w:val="18"/>
           <w:szCs w:val="18"/>
         </w:rPr>
-        <w:t xml:space="preserve">livrée sans encadrement</w:t>
-      </w:r>
-      <w:r>
-        <w:rPr>
-          <w:rFonts w:ascii="Calibri" w:hAnsi="Calibri" w:cs="Calibri"/>
-          <w:color w:val="484550"/>
-          <w:sz w:val="18"/>
-          <w:szCs w:val="18"/>
-        </w:rPr>
-        <w:t xml:space="preserve"> et documentée (technique, fonctionnel, coûts).</w:t>
+        <w:t xml:space="preserve">Migration SAS de bout en bout</w:t>
+      </w:r>
+      <w:r>
+        <w:rPr>
+          <w:rFonts w:ascii="Calibri" w:hAnsi="Calibri" w:cs="Calibri"/>
+          <w:color w:val="484550"/>
+          <w:sz w:val="18"/>
+          <w:szCs w:val="18"/>
+        </w:rPr>
+        <w:t xml:space="preserve"> : outil d'analyse stratégique en fin de support — sans montée de version, la direction financière le perdait. Six mois, du cadrage à la mise en production, avec un consultant de l'éditeur : étude des cibles possibles et dimensionnement avec les équipes infra, cadrage du périmètre métier avec les utilisateurs, provisionnement, installation, raccordements réseau, LDAP et Active Directory, documentation, passation.</w:t>
       </w:r>
     </w:p>
     <w:p>
@@ -1081,7 +1143,27 @@
           <w:sz w:val="18"/>
           <w:szCs w:val="18"/>
         </w:rPr>
-        <w:t xml:space="preserve">Pipeline CI/CD XL Deploy / XL Release avec Terraform ; supervision Zabbix ; chaînes de redémarrage Control-M.</w:t>
+        <w:t xml:space="preserve">Bascule des clusters applicatifs et des bases automatisée lors des PSI : une procédure manuelle devenue </w:t>
+      </w:r>
+      <w:r>
+        <w:rPr>
+          <w:rFonts w:ascii="Calibri" w:hAnsi="Calibri" w:cs="Calibri"/>
+          <w:b/>
+          <w:bCs/>
+          <w:color w:val="484550"/>
+          <w:sz w:val="18"/>
+          <w:szCs w:val="18"/>
+        </w:rPr>
+        <w:t xml:space="preserve">rejouable à l'identique</w:t>
+      </w:r>
+      <w:r>
+        <w:rPr>
+          <w:rFonts w:ascii="Calibri" w:hAnsi="Calibri" w:cs="Calibri"/>
+          <w:color w:val="484550"/>
+          <w:sz w:val="18"/>
+          <w:szCs w:val="18"/>
+        </w:rPr>
+        <w:t xml:space="preserve">, sans saisie humaine. Déploiements Git → AWX → Ansible et Control-M « as code » (JSON/Jinja2 déployés par playbook). Météo applicative collectée et publiée par la chaîne, au lieu d'être relevée à la main chaque matin.</w:t>
       </w:r>
     </w:p>
     <w:p>
@@ -1105,197 +1187,28 @@
           <w:sz w:val="18"/>
           <w:szCs w:val="18"/>
         </w:rPr>
-        <w:t xml:space="preserve">Run du périmètre en parallèle, sans dégradation de service ; astreintes 24/7.</w:t>
-      </w:r>
-    </w:p>
-    <w:p>
-      <w:r>
-        <w:br w:type="page"/>
+        <w:t xml:space="preserve">Migration Oracle Financials &amp; OBIEE de Solaris vers SUSE ; applications portées par une plateforme Rancher Kubernetes pilotée par ArgoCD. Diagnostic des incidents sur l'ensemble du périmètre, en particulier ceux remontés sans élément technique exploitable ; réunions d'équipe animées en anglais ; formation des arrivants et documentation interne.</w:t>
+      </w:r>
+    </w:p>
+    <w:p>
+      <w:pPr>
+        <w:spacing w:before="60" w:after="120" w:line="252" w:lineRule="auto"/>
+      </w:pPr>
+      <w:r>
+        <w:rPr>
+          <w:rFonts w:ascii="Calibri" w:hAnsi="Calibri" w:cs="Calibri"/>
+          <w:color w:val="484550"/>
+          <w:sz w:val="16"/>
+          <w:szCs w:val="16"/>
+        </w:rPr>
+        <w:t xml:space="preserve">Avant : BPCE Lease (2020 → 2021) — migration vers Azure reprise et livrée seul après le départ du chef de projet · Amundi (2017 → 2020) — analyste d'exploitation · Euler Hermes (2015 → 2017) — technicien d'exploitation &amp; datacenter.</w:t>
       </w:r>
     </w:p>
     <w:p>
       <w:pPr>
         <w:keepNext/>
         <w:keepLines/>
-        <w:tabs>
-          <w:tab w:val="right" w:pos="10546"/>
-        </w:tabs>
-        <w:spacing w:before="140" w:after="30" w:line="252" w:lineRule="auto"/>
-      </w:pPr>
-      <w:r>
-        <w:rPr>
-          <w:rFonts w:ascii="Calibri" w:hAnsi="Calibri" w:cs="Calibri"/>
-          <w:b/>
-          <w:bCs/>
-          <w:color w:val="1c1b20"/>
-          <w:sz w:val="22"/>
-          <w:szCs w:val="22"/>
-        </w:rPr>
-        <w:t xml:space="preserve">Amundi</w:t>
-      </w:r>
-      <w:r>
-        <w:rPr>
-          <w:rFonts w:ascii="Calibri" w:hAnsi="Calibri" w:cs="Calibri"/>
-          <w:sz w:val="19"/>
-          <w:szCs w:val="19"/>
-        </w:rPr>
-        <w:tab/>
-      </w:r>
-      <w:r>
-        <w:rPr>
-          <w:rFonts w:ascii="Consolas" w:hAnsi="Consolas" w:cs="Consolas"/>
-          <w:color w:val="A86F9F"/>
-          <w:sz w:val="16"/>
-          <w:szCs w:val="16"/>
-        </w:rPr>
-        <w:t xml:space="preserve">nov. 2018 → déc. 2020</w:t>
-      </w:r>
-    </w:p>
-    <w:p>
-      <w:pPr>
-        <w:keepNext/>
-        <w:keepLines/>
-        <w:spacing w:before="0" w:after="30" w:line="252" w:lineRule="auto"/>
-      </w:pPr>
-      <w:r>
-        <w:rPr>
-          <w:rFonts w:ascii="Calibri" w:hAnsi="Calibri" w:cs="Calibri"/>
-          <w:b/>
-          <w:bCs/>
-          <w:color w:val="6866A7"/>
-          <w:sz w:val="18"/>
-          <w:szCs w:val="18"/>
-        </w:rPr>
-        <w:t xml:space="preserve">Analyste d'exploitation — production applicative</w:t>
-      </w:r>
-      <w:r>
-        <w:rPr>
-          <w:rFonts w:ascii="Calibri" w:hAnsi="Calibri" w:cs="Calibri"/>
-          <w:color w:val="7C7889"/>
-          <w:sz w:val="18"/>
-          <w:szCs w:val="18"/>
-        </w:rPr>
-        <w:t xml:space="preserve"> · Paris 15e</w:t>
-      </w:r>
-    </w:p>
-    <w:p>
-      <w:pPr>
-        <w:spacing w:before="0" w:after="40" w:line="240" w:lineRule="auto"/>
-        <w:ind w:left="227" w:hanging="142"/>
-      </w:pPr>
-      <w:r>
-        <w:rPr>
-          <w:rFonts w:ascii="Calibri" w:hAnsi="Calibri" w:cs="Calibri"/>
-          <w:color w:val="6866A7"/>
-          <w:sz w:val="19"/>
-          <w:szCs w:val="19"/>
-        </w:rPr>
-        <w:t xml:space="preserve">• </w:t>
-      </w:r>
-      <w:r>
-        <w:rPr>
-          <w:rFonts w:ascii="Calibri" w:hAnsi="Calibri" w:cs="Calibri"/>
-          <w:color w:val="484550"/>
-          <w:sz w:val="18"/>
-          <w:szCs w:val="18"/>
-        </w:rPr>
-        <w:t xml:space="preserve">Supervision temps réel des batchs (Control-M) et alertes (Centreon), mises en production, procédures ITIL, horaires étendus.</w:t>
-      </w:r>
-    </w:p>
-    <w:p>
-      <w:pPr>
-        <w:keepNext/>
-        <w:keepLines/>
-        <w:tabs>
-          <w:tab w:val="right" w:pos="10546"/>
-        </w:tabs>
-        <w:spacing w:before="140" w:after="30" w:line="252" w:lineRule="auto"/>
-      </w:pPr>
-      <w:r>
-        <w:rPr>
-          <w:rFonts w:ascii="Calibri" w:hAnsi="Calibri" w:cs="Calibri"/>
-          <w:b/>
-          <w:bCs/>
-          <w:color w:val="1c1b20"/>
-          <w:sz w:val="22"/>
-          <w:szCs w:val="22"/>
-        </w:rPr>
-        <w:t xml:space="preserve">Euler Hermes France</w:t>
-      </w:r>
-      <w:r>
-        <w:rPr>
-          <w:rFonts w:ascii="Calibri" w:hAnsi="Calibri" w:cs="Calibri"/>
-          <w:sz w:val="19"/>
-          <w:szCs w:val="19"/>
-        </w:rPr>
-        <w:tab/>
-      </w:r>
-      <w:r>
-        <w:rPr>
-          <w:rFonts w:ascii="Consolas" w:hAnsi="Consolas" w:cs="Consolas"/>
-          <w:color w:val="A86F9F"/>
-          <w:sz w:val="16"/>
-          <w:szCs w:val="16"/>
-        </w:rPr>
-        <w:t xml:space="preserve">juil. 2015 → oct. 2017</w:t>
-      </w:r>
-    </w:p>
-    <w:p>
-      <w:pPr>
-        <w:keepNext/>
-        <w:keepLines/>
-        <w:spacing w:before="0" w:after="30" w:line="252" w:lineRule="auto"/>
-      </w:pPr>
-      <w:r>
-        <w:rPr>
-          <w:rFonts w:ascii="Calibri" w:hAnsi="Calibri" w:cs="Calibri"/>
-          <w:b/>
-          <w:bCs/>
-          <w:color w:val="6866A7"/>
-          <w:sz w:val="18"/>
-          <w:szCs w:val="18"/>
-        </w:rPr>
-        <w:t xml:space="preserve">Technicien d'exploitation &amp; datacenter</w:t>
-      </w:r>
-      <w:r>
-        <w:rPr>
-          <w:rFonts w:ascii="Calibri" w:hAnsi="Calibri" w:cs="Calibri"/>
-          <w:color w:val="7C7889"/>
-          <w:sz w:val="18"/>
-          <w:szCs w:val="18"/>
-        </w:rPr>
-        <w:t xml:space="preserve"> · La Défense</w:t>
-      </w:r>
-    </w:p>
-    <w:p>
-      <w:pPr>
-        <w:spacing w:before="0" w:after="40" w:line="240" w:lineRule="auto"/>
-        <w:ind w:left="227" w:hanging="142"/>
-      </w:pPr>
-      <w:r>
-        <w:rPr>
-          <w:rFonts w:ascii="Calibri" w:hAnsi="Calibri" w:cs="Calibri"/>
-          <w:color w:val="6866A7"/>
-          <w:sz w:val="19"/>
-          <w:szCs w:val="19"/>
-        </w:rPr>
-        <w:t xml:space="preserve">• </w:t>
-      </w:r>
-      <w:r>
-        <w:rPr>
-          <w:rFonts w:ascii="Calibri" w:hAnsi="Calibri" w:cs="Calibri"/>
-          <w:color w:val="484550"/>
-          <w:sz w:val="18"/>
-          <w:szCs w:val="18"/>
-        </w:rPr>
-        <w:t xml:space="preserve">Exploitation multi-OS (Unix, AIX, Windows), TWS/IWS, Nagios, SAP/CICS/WAS ; 6 mois en datacenter (brassage fibre, rackage, mise en production physique).</w:t>
-      </w:r>
-    </w:p>
-    <w:p>
-      <w:pPr>
-        <w:keepNext/>
-        <w:keepLines/>
-        <w:spacing w:before="130" w:after="80" w:line="252" w:lineRule="auto"/>
+        <w:spacing w:before="90" w:after="80" w:line="252" w:lineRule="auto"/>
       </w:pPr>
       <w:r>
         <w:rPr>
@@ -1323,7 +1236,7 @@
     </w:p>
     <w:tbl>
       <w:tblPr>
-        <w:tblW w:w="10546" w:type="dxa"/>
+        <w:tblW w:w="10826" w:type="dxa"/>
         <w:tblBorders>
           <w:top w:val="none" w:sz="0" w:space="0" w:color="auto"/>
           <w:left w:val="none" w:sz="0" w:space="0" w:color="auto"/>
@@ -1339,14 +1252,14 @@
         </w:tblCellMar>
       </w:tblPr>
       <w:tblGrid>
-        <w:gridCol w:w="5123"/>
+        <w:gridCol w:w="5263"/>
         <w:gridCol w:w="300"/>
-        <w:gridCol w:w="5123"/>
+        <w:gridCol w:w="5263"/>
       </w:tblGrid>
       <w:tr>
         <w:tc>
           <w:tcPr>
-            <w:tcW w:w="5123" w:type="dxa"/>
+            <w:tcW w:w="5263" w:type="dxa"/>
             <w:tcMar>
               <w:top w:w="80" w:type="dxa"/>
               <w:left w:w="120" w:type="dxa"/>
@@ -1405,7 +1318,7 @@
         </w:tc>
         <w:tc>
           <w:tcPr>
-            <w:tcW w:w="5123" w:type="dxa"/>
+            <w:tcW w:w="5263" w:type="dxa"/>
             <w:tcMar>
               <w:top w:w="80" w:type="dxa"/>
               <w:left w:w="120" w:type="dxa"/>
@@ -1442,7 +1355,7 @@
                 <w:sz w:val="15"/>
                 <w:szCs w:val="15"/>
               </w:rPr>
-              <w:t xml:space="preserve">Docker · Kubernetes · K3s · OpenShift · Longhorn · MetalLB · ingress-nginx · cert-manager · Sealed Secrets</w:t>
+              <w:t xml:space="preserve">Docker · Kubernetes · K3s · Longhorn · MetalLB · ingress-nginx · cert-manager · Sealed Secrets</w:t>
             </w:r>
           </w:p>
         </w:tc>
@@ -1450,7 +1363,7 @@
       <w:tr>
         <w:tc>
           <w:tcPr>
-            <w:tcW w:w="5123" w:type="dxa"/>
+            <w:tcW w:w="5263" w:type="dxa"/>
             <w:tcMar>
               <w:top w:w="80" w:type="dxa"/>
               <w:left w:w="120" w:type="dxa"/>
@@ -1509,7 +1422,7 @@
         </w:tc>
         <w:tc>
           <w:tcPr>
-            <w:tcW w:w="5123" w:type="dxa"/>
+            <w:tcW w:w="5263" w:type="dxa"/>
             <w:tcMar>
               <w:top w:w="80" w:type="dxa"/>
               <w:left w:w="120" w:type="dxa"/>
@@ -1554,7 +1467,7 @@
       <w:tr>
         <w:tc>
           <w:tcPr>
-            <w:tcW w:w="5123" w:type="dxa"/>
+            <w:tcW w:w="5263" w:type="dxa"/>
             <w:tcMar>
               <w:top w:w="80" w:type="dxa"/>
               <w:left w:w="120" w:type="dxa"/>
@@ -1577,7 +1490,7 @@
                 <w:sz w:val="18"/>
                 <w:szCs w:val="18"/>
               </w:rPr>
-              <w:t xml:space="preserve">Observabilité</w:t>
+              <w:t xml:space="preserve">Vérification</w:t>
             </w:r>
           </w:p>
           <w:p>
@@ -1591,7 +1504,7 @@
                 <w:sz w:val="15"/>
                 <w:szCs w:val="15"/>
               </w:rPr>
-              <w:t xml:space="preserve">Prometheus · Grafana · Loki · OpenTelemetry · VictoriaMetrics · Centreon · Zabbix · AppDynamics · Splunk</w:t>
+              <w:t xml:space="preserve">Tests unitaires · tests de bout en bout · Vitest · Playwright · SonarQube · analyse statique de sécurité · détection de secrets · scan de vulnérabilités</w:t>
             </w:r>
           </w:p>
         </w:tc>
@@ -1613,7 +1526,7 @@
         </w:tc>
         <w:tc>
           <w:tcPr>
-            <w:tcW w:w="5123" w:type="dxa"/>
+            <w:tcW w:w="5263" w:type="dxa"/>
             <w:tcMar>
               <w:top w:w="80" w:type="dxa"/>
               <w:left w:w="120" w:type="dxa"/>
@@ -1636,7 +1549,7 @@
                 <w:sz w:val="18"/>
                 <w:szCs w:val="18"/>
               </w:rPr>
-              <w:t xml:space="preserve">Sécurité</w:t>
+              <w:t xml:space="preserve">IA &amp; agents</w:t>
             </w:r>
           </w:p>
           <w:p>
@@ -1650,7 +1563,7 @@
                 <w:sz w:val="15"/>
                 <w:szCs w:val="15"/>
               </w:rPr>
-              <w:t xml:space="preserve">SSL/TLS · OpenSSL · keystores JKS · Venafi · LDAP · Infisical · Authentik · durcissement Linux</w:t>
+              <w:t xml:space="preserve">LLMOps · Model Context Protocol (MCP) · agents IA · sécurité des LLM · suivi de coût par modèle · Anthropic Claude</w:t>
             </w:r>
           </w:p>
         </w:tc>
@@ -1658,7 +1571,7 @@
       <w:tr>
         <w:tc>
           <w:tcPr>
-            <w:tcW w:w="5123" w:type="dxa"/>
+            <w:tcW w:w="5263" w:type="dxa"/>
             <w:tcMar>
               <w:top w:w="80" w:type="dxa"/>
               <w:left w:w="120" w:type="dxa"/>
@@ -1681,7 +1594,7 @@
                 <w:sz w:val="18"/>
                 <w:szCs w:val="18"/>
               </w:rPr>
-              <w:t xml:space="preserve">Langages</w:t>
+              <w:t xml:space="preserve">Observabilité</w:t>
             </w:r>
           </w:p>
           <w:p>
@@ -1695,7 +1608,7 @@
                 <w:sz w:val="15"/>
                 <w:szCs w:val="15"/>
               </w:rPr>
-              <w:t xml:space="preserve">Bash · Python · jq · YAML · Jinja2 · JSON · Rust (notions) · C</w:t>
+              <w:t xml:space="preserve">Prometheus · Grafana · Loki · OpenTelemetry · VictoriaMetrics · Centreon · Zabbix · AppDynamics · Splunk</w:t>
             </w:r>
           </w:p>
         </w:tc>
@@ -1717,7 +1630,7 @@
         </w:tc>
         <w:tc>
           <w:tcPr>
-            <w:tcW w:w="5123" w:type="dxa"/>
+            <w:tcW w:w="5263" w:type="dxa"/>
             <w:tcMar>
               <w:top w:w="80" w:type="dxa"/>
               <w:left w:w="120" w:type="dxa"/>
@@ -1740,7 +1653,7 @@
                 <w:sz w:val="18"/>
                 <w:szCs w:val="18"/>
               </w:rPr>
-              <w:t xml:space="preserve">Méthodes</w:t>
+              <w:t xml:space="preserve">Sécurité</w:t>
             </w:r>
           </w:p>
           <w:p>
@@ -1754,8 +1667,85 @@
                 <w:sz w:val="15"/>
                 <w:szCs w:val="15"/>
               </w:rPr>
-              <w:t xml:space="preserve">Run &amp; astreintes 24/7 · ITIL · Agile · documentation · formation d'équipes</w:t>
-            </w:r>
+              <w:t xml:space="preserve">SSL/TLS · OpenSSL · keystores JKS · Venafi · LDAP · Infisical · Authentik · durcissement Linux</w:t>
+            </w:r>
+          </w:p>
+        </w:tc>
+      </w:tr>
+      <w:tr>
+        <w:tc>
+          <w:tcPr>
+            <w:tcW w:w="5263" w:type="dxa"/>
+            <w:tcMar>
+              <w:top w:w="80" w:type="dxa"/>
+              <w:left w:w="120" w:type="dxa"/>
+              <w:bottom w:w="80" w:type="dxa"/>
+              <w:right w:w="120" w:type="dxa"/>
+            </w:tcMar>
+          </w:tcPr>
+          <w:p>
+            <w:pPr>
+              <w:keepNext/>
+              <w:keepLines/>
+              <w:spacing w:before="0" w:after="30" w:line="252" w:lineRule="auto"/>
+            </w:pPr>
+            <w:r>
+              <w:rPr>
+                <w:rFonts w:ascii="Calibri" w:hAnsi="Calibri" w:cs="Calibri"/>
+                <w:b/>
+                <w:bCs/>
+                <w:color w:val="1c1b20"/>
+                <w:sz w:val="18"/>
+                <w:szCs w:val="18"/>
+              </w:rPr>
+              <w:t xml:space="preserve">Langages</w:t>
+            </w:r>
+          </w:p>
+          <w:p>
+            <w:pPr>
+              <w:spacing w:before="0" w:after="50" w:line="252" w:lineRule="auto"/>
+            </w:pPr>
+            <w:r>
+              <w:rPr>
+                <w:rFonts w:ascii="Consolas" w:hAnsi="Consolas" w:cs="Consolas"/>
+                <w:color w:val="484550"/>
+                <w:sz w:val="15"/>
+                <w:szCs w:val="15"/>
+              </w:rPr>
+              <w:t xml:space="preserve">Bash · Python · jq · YAML · Jinja2 · JSON · Rust (notions)</w:t>
+            </w:r>
+          </w:p>
+        </w:tc>
+        <w:tc>
+          <w:tcPr>
+            <w:tcW w:w="300" w:type="dxa"/>
+            <w:tcMar>
+              <w:top w:w="80" w:type="dxa"/>
+              <w:left w:w="120" w:type="dxa"/>
+              <w:bottom w:w="80" w:type="dxa"/>
+              <w:right w:w="120" w:type="dxa"/>
+            </w:tcMar>
+          </w:tcPr>
+          <w:p>
+            <w:pPr>
+              <w:spacing w:before="0" w:after="60" w:line="252" w:lineRule="auto"/>
+            </w:pPr>
+          </w:p>
+        </w:tc>
+        <w:tc>
+          <w:tcPr>
+            <w:tcW w:w="5263" w:type="dxa"/>
+            <w:tcMar>
+              <w:top w:w="80" w:type="dxa"/>
+              <w:left w:w="120" w:type="dxa"/>
+              <w:bottom w:w="80" w:type="dxa"/>
+              <w:right w:w="120" w:type="dxa"/>
+            </w:tcMar>
+          </w:tcPr>
+          <w:p>
+            <w:pPr>
+              <w:spacing w:before="0" w:after="60" w:line="252" w:lineRule="auto"/>
+            </w:pPr>
           </w:p>
         </w:tc>
       </w:tr>
@@ -1764,7 +1754,7 @@
       <w:pPr>
         <w:keepNext/>
         <w:keepLines/>
-        <w:spacing w:before="130" w:after="80" w:line="252" w:lineRule="auto"/>
+        <w:spacing w:before="90" w:after="80" w:line="252" w:lineRule="auto"/>
       </w:pPr>
       <w:r>
         <w:rPr>
@@ -1792,7 +1782,7 @@
     </w:p>
     <w:tbl>
       <w:tblPr>
-        <w:tblW w:w="10546" w:type="dxa"/>
+        <w:tblW w:w="10826" w:type="dxa"/>
         <w:tblLayout w:type="fixed"/>
         <w:tblCellMar>
           <w:left w:w="0" w:type="dxa"/>
@@ -1800,14 +1790,14 @@
         </w:tblCellMar>
       </w:tblPr>
       <w:tblGrid>
-        <w:gridCol w:w="5153"/>
+        <w:gridCol w:w="5293"/>
         <w:gridCol w:w="240"/>
-        <w:gridCol w:w="5153"/>
+        <w:gridCol w:w="5293"/>
       </w:tblGrid>
       <w:tr>
         <w:tc>
           <w:tcPr>
-            <w:tcW w:w="5153" w:type="dxa"/>
+            <w:tcW w:w="5293" w:type="dxa"/>
             <w:tcBorders>
               <w:top w:val="single" w:sz="4" w:space="0" w:color="cac4d2"/>
               <w:left w:val="single" w:sz="24" w:space="0" w:color="6866A7"/>
@@ -1864,7 +1854,7 @@
                 <w:sz w:val="16"/>
                 <w:szCs w:val="16"/>
               </w:rPr>
-              <w:t xml:space="preserve">3 Raspberry Pi 4, K3s 1.29, MetalLB, Longhorn, cert-manager, Sealed Secrets, Argo CD App-of-Apps (9 apps), 3 playbooks Ansible, doc Hugo déployée par GitLab CI.</w:t>
+              <w:t xml:space="preserve">3 Raspberry Pi 4, K3s, MetalLB, Longhorn, cert-manager, Sealed Secrets, Argo CD App-of-Apps (9 apps), 3 playbooks Ansible, doc Hugo déployée par GitLab CI. État 2025 : l'infrastructure a depuis migré vers un socle XCP-ng.</w:t>
             </w:r>
           </w:p>
         </w:tc>
@@ -1886,7 +1876,7 @@
         </w:tc>
         <w:tc>
           <w:tcPr>
-            <w:tcW w:w="5153" w:type="dxa"/>
+            <w:tcW w:w="5293" w:type="dxa"/>
             <w:tcBorders>
               <w:top w:val="single" w:sz="4" w:space="0" w:color="cac4d2"/>
               <w:left w:val="single" w:sz="24" w:space="0" w:color="A86F9F"/>
@@ -1915,7 +1905,7 @@
                 <w:sz w:val="19"/>
                 <w:szCs w:val="19"/>
               </w:rPr>
-              <w:t xml:space="preserve">Hub — plateforme mutualisée</w:t>
+              <w:t xml:space="preserve">Skynet — cockpit IA local-first</w:t>
             </w:r>
           </w:p>
           <w:p>
@@ -1929,7 +1919,7 @@
                 <w:sz w:val="15"/>
                 <w:szCs w:val="15"/>
               </w:rPr>
-              <w:t xml:space="preserve">NUC XCP-ng</w:t>
+              <w:t xml:space="preserve">Claude · MCP</w:t>
             </w:r>
           </w:p>
           <w:p>
@@ -1943,7 +1933,7 @@
                 <w:sz w:val="16"/>
                 <w:szCs w:val="16"/>
               </w:rPr>
-              <w:t xml:space="preserve">Gitea, Infisical, Authentik, observabilité OpenTelemetry → VictoriaMetrics → Grafana, CI Gitea Actions avec porte SonarQube.</w:t>
+              <w:t xml:space="preserve">Assistant personnel piloté par Claude, tenu comme une application de production : CI à tolérance zéro, déploiement conditionné au vert, observabilité OpenTelemetry, suivi du coût par modèle, audits de sécurité rejoués à chaque évolution, exercice de reprise trimestriel.</w:t>
             </w:r>
           </w:p>
         </w:tc>
@@ -1951,7 +1941,7 @@
       <w:tr>
         <w:tc>
           <w:tcPr>
-            <w:tcW w:w="5153" w:type="dxa"/>
+            <w:tcW w:w="5293" w:type="dxa"/>
             <w:tcMar>
               <w:top w:w="0" w:type="dxa"/>
               <w:left w:w="0" w:type="dxa"/>
@@ -1983,7 +1973,7 @@
         </w:tc>
         <w:tc>
           <w:tcPr>
-            <w:tcW w:w="5153" w:type="dxa"/>
+            <w:tcW w:w="5293" w:type="dxa"/>
             <w:tcMar>
               <w:top w:w="0" w:type="dxa"/>
               <w:left w:w="0" w:type="dxa"/>
@@ -2001,7 +1991,7 @@
       <w:tr>
         <w:tc>
           <w:tcPr>
-            <w:tcW w:w="5153" w:type="dxa"/>
+            <w:tcW w:w="5293" w:type="dxa"/>
             <w:tcBorders>
               <w:top w:val="single" w:sz="4" w:space="0" w:color="cac4d2"/>
               <w:left w:val="single" w:sz="24" w:space="0" w:color="6866A7"/>
@@ -2030,7 +2020,7 @@
                 <w:sz w:val="19"/>
                 <w:szCs w:val="19"/>
               </w:rPr>
-              <w:t xml:space="preserve">Skynet — cockpit IA local-first</w:t>
+              <w:t xml:space="preserve">nalarch — open source</w:t>
             </w:r>
           </w:p>
           <w:p>
@@ -2044,7 +2034,7 @@
                 <w:sz w:val="15"/>
                 <w:szCs w:val="15"/>
               </w:rPr>
-              <w:t xml:space="preserve">Claude · MCP</w:t>
+              <w:t xml:space="preserve">Rust · MIT</w:t>
             </w:r>
           </w:p>
           <w:p>
@@ -2058,7 +2048,7 @@
                 <w:sz w:val="16"/>
                 <w:szCs w:val="16"/>
               </w:rPr>
-              <w:t xml:space="preserve">Assistant personnel piloté par Claude : mémoire sémantique, outils MCP, supervision du parc, voix ; déploiement continu sur VM.</w:t>
+              <w:t xml:space="preserve">Gestionnaire de paquets TUI pour Arch Linux ; rien ne s'exécute sans écran d'approbation.</w:t>
             </w:r>
           </w:p>
         </w:tc>
@@ -2080,201 +2070,7 @@
         </w:tc>
         <w:tc>
           <w:tcPr>
-            <w:tcW w:w="5153" w:type="dxa"/>
-            <w:tcBorders>
-              <w:top w:val="single" w:sz="4" w:space="0" w:color="cac4d2"/>
-              <w:left w:val="single" w:sz="24" w:space="0" w:color="A86F9F"/>
-              <w:bottom w:val="single" w:sz="4" w:space="0" w:color="cac4d2"/>
-              <w:right w:val="single" w:sz="4" w:space="0" w:color="cac4d2"/>
-            </w:tcBorders>
-            <w:tcMar>
-              <w:top w:w="120" w:type="dxa"/>
-              <w:left w:w="160" w:type="dxa"/>
-              <w:bottom w:w="120" w:type="dxa"/>
-              <w:right w:w="140" w:type="dxa"/>
-            </w:tcMar>
-          </w:tcPr>
-          <w:p>
-            <w:pPr>
-              <w:keepNext/>
-              <w:keepLines/>
-              <w:spacing w:before="0" w:after="20" w:line="252" w:lineRule="auto"/>
-            </w:pPr>
-            <w:r>
-              <w:rPr>
-                <w:rFonts w:ascii="Calibri" w:hAnsi="Calibri" w:cs="Calibri"/>
-                <w:b/>
-                <w:bCs/>
-                <w:color w:val="1c1b20"/>
-                <w:sz w:val="19"/>
-                <w:szCs w:val="19"/>
-              </w:rPr>
-              <w:t xml:space="preserve">nalarch — open source</w:t>
-            </w:r>
-          </w:p>
-          <w:p>
-            <w:pPr>
-              <w:spacing w:before="0" w:after="20" w:line="252" w:lineRule="auto"/>
-            </w:pPr>
-            <w:r>
-              <w:rPr>
-                <w:rFonts w:ascii="Consolas" w:hAnsi="Consolas" w:cs="Consolas"/>
-                <w:color w:val="7a68b4"/>
-                <w:sz w:val="15"/>
-                <w:szCs w:val="15"/>
-              </w:rPr>
-              <w:t xml:space="preserve">Rust · MIT</w:t>
-            </w:r>
-          </w:p>
-          <w:p>
-            <w:pPr>
-              <w:spacing w:before="0" w:after="0" w:line="252" w:lineRule="auto"/>
-            </w:pPr>
-            <w:r>
-              <w:rPr>
-                <w:rFonts w:ascii="Calibri" w:hAnsi="Calibri" w:cs="Calibri"/>
-                <w:color w:val="484550"/>
-                <w:sz w:val="16"/>
-                <w:szCs w:val="16"/>
-              </w:rPr>
-              <w:t xml:space="preserve">Gestionnaire de paquets TUI pour Arch Linux ; rien ne s'exécute sans écran d'approbation.</w:t>
-            </w:r>
-          </w:p>
-        </w:tc>
-      </w:tr>
-      <w:tr>
-        <w:tc>
-          <w:tcPr>
-            <w:tcW w:w="5153" w:type="dxa"/>
-            <w:tcMar>
-              <w:top w:w="0" w:type="dxa"/>
-              <w:left w:w="0" w:type="dxa"/>
-              <w:bottom w:w="0" w:type="dxa"/>
-              <w:right w:w="0" w:type="dxa"/>
-            </w:tcMar>
-          </w:tcPr>
-          <w:p>
-            <w:pPr>
-              <w:spacing w:before="0" w:after="0" w:line="90" w:lineRule="exact"/>
-            </w:pPr>
-          </w:p>
-        </w:tc>
-        <w:tc>
-          <w:tcPr>
-            <w:tcW w:w="240" w:type="dxa"/>
-            <w:tcMar>
-              <w:top w:w="80" w:type="dxa"/>
-              <w:left w:w="120" w:type="dxa"/>
-              <w:bottom w:w="80" w:type="dxa"/>
-              <w:right w:w="120" w:type="dxa"/>
-            </w:tcMar>
-          </w:tcPr>
-          <w:p>
-            <w:pPr>
-              <w:spacing w:before="0" w:after="0" w:line="90" w:lineRule="exact"/>
-            </w:pPr>
-          </w:p>
-        </w:tc>
-        <w:tc>
-          <w:tcPr>
-            <w:tcW w:w="5153" w:type="dxa"/>
-            <w:tcMar>
-              <w:top w:w="0" w:type="dxa"/>
-              <w:left w:w="0" w:type="dxa"/>
-              <w:bottom w:w="0" w:type="dxa"/>
-              <w:right w:w="0" w:type="dxa"/>
-            </w:tcMar>
-          </w:tcPr>
-          <w:p>
-            <w:pPr>
-              <w:spacing w:before="0" w:after="0" w:line="90" w:lineRule="exact"/>
-            </w:pPr>
-          </w:p>
-        </w:tc>
-      </w:tr>
-      <w:tr>
-        <w:tc>
-          <w:tcPr>
-            <w:tcW w:w="5153" w:type="dxa"/>
-            <w:tcBorders>
-              <w:top w:val="single" w:sz="4" w:space="0" w:color="cac4d2"/>
-              <w:left w:val="single" w:sz="24" w:space="0" w:color="6866A7"/>
-              <w:bottom w:val="single" w:sz="4" w:space="0" w:color="cac4d2"/>
-              <w:right w:val="single" w:sz="4" w:space="0" w:color="cac4d2"/>
-            </w:tcBorders>
-            <w:tcMar>
-              <w:top w:w="120" w:type="dxa"/>
-              <w:left w:w="160" w:type="dxa"/>
-              <w:bottom w:w="120" w:type="dxa"/>
-              <w:right w:w="140" w:type="dxa"/>
-            </w:tcMar>
-          </w:tcPr>
-          <w:p>
-            <w:pPr>
-              <w:keepNext/>
-              <w:keepLines/>
-              <w:spacing w:before="0" w:after="20" w:line="252" w:lineRule="auto"/>
-            </w:pPr>
-            <w:r>
-              <w:rPr>
-                <w:rFonts w:ascii="Calibri" w:hAnsi="Calibri" w:cs="Calibri"/>
-                <w:b/>
-                <w:bCs/>
-                <w:color w:val="1c1b20"/>
-                <w:sz w:val="19"/>
-                <w:szCs w:val="19"/>
-              </w:rPr>
-              <w:t xml:space="preserve">Norteo — GMAO SaaS</w:t>
-            </w:r>
-          </w:p>
-          <w:p>
-            <w:pPr>
-              <w:spacing w:before="0" w:after="20" w:line="252" w:lineRule="auto"/>
-            </w:pPr>
-            <w:r>
-              <w:rPr>
-                <w:rFonts w:ascii="Consolas" w:hAnsi="Consolas" w:cs="Consolas"/>
-                <w:color w:val="7a68b4"/>
-                <w:sz w:val="15"/>
-                <w:szCs w:val="15"/>
-              </w:rPr>
-              <w:t xml:space="preserve">React · Express · Prisma</w:t>
-            </w:r>
-          </w:p>
-          <w:p>
-            <w:pPr>
-              <w:spacing w:before="0" w:after="0" w:line="252" w:lineRule="auto"/>
-            </w:pPr>
-            <w:r>
-              <w:rPr>
-                <w:rFonts w:ascii="Calibri" w:hAnsi="Calibri" w:cs="Calibri"/>
-                <w:color w:val="484550"/>
-                <w:sz w:val="16"/>
-                <w:szCs w:val="16"/>
-              </w:rPr>
-              <w:t xml:space="preserve">Multi-instance white-label ; CI/CD Gitea Actions, déploiement Blue-Green, qualité SonarQube.</w:t>
-            </w:r>
-          </w:p>
-        </w:tc>
-        <w:tc>
-          <w:tcPr>
-            <w:tcW w:w="240" w:type="dxa"/>
-            <w:tcMar>
-              <w:top w:w="80" w:type="dxa"/>
-              <w:left w:w="120" w:type="dxa"/>
-              <w:bottom w:w="80" w:type="dxa"/>
-              <w:right w:w="120" w:type="dxa"/>
-            </w:tcMar>
-          </w:tcPr>
-          <w:p>
-            <w:pPr>
-              <w:spacing w:before="0" w:after="60" w:line="252" w:lineRule="auto"/>
-            </w:pPr>
-          </w:p>
-        </w:tc>
-        <w:tc>
-          <w:tcPr>
-            <w:tcW w:w="5153" w:type="dxa"/>
+            <w:tcW w:w="5293" w:type="dxa"/>
             <w:tcMar>
               <w:top w:w="80" w:type="dxa"/>
               <w:left w:w="120" w:type="dxa"/>
@@ -2292,12 +2088,12 @@
     </w:tbl>
     <w:p>
       <w:pPr>
-        <w:spacing w:before="0" w:after="0" w:line="220" w:lineRule="exact"/>
+        <w:spacing w:before="0" w:after="0" w:line="80" w:lineRule="exact"/>
       </w:pPr>
     </w:p>
     <w:tbl>
       <w:tblPr>
-        <w:tblW w:w="10545" w:type="dxa"/>
+        <w:tblW w:w="10826" w:type="dxa"/>
         <w:tblBorders>
           <w:top w:val="none" w:sz="0" w:space="0" w:color="auto"/>
           <w:left w:val="none" w:sz="0" w:space="0" w:color="auto"/>
@@ -2313,16 +2109,14 @@
         </w:tblCellMar>
       </w:tblPr>
       <w:tblGrid>
-        <w:gridCol w:w="3315"/>
+        <w:gridCol w:w="5263"/>
         <w:gridCol w:w="300"/>
-        <w:gridCol w:w="3315"/>
-        <w:gridCol w:w="300"/>
-        <w:gridCol w:w="3315"/>
+        <w:gridCol w:w="5263"/>
       </w:tblGrid>
       <w:tr>
         <w:tc>
           <w:tcPr>
-            <w:tcW w:w="3315" w:type="dxa"/>
+            <w:tcW w:w="5263" w:type="dxa"/>
             <w:tcMar>
               <w:top w:w="80" w:type="dxa"/>
               <w:left w:w="120" w:type="dxa"/>
@@ -2374,7 +2168,7 @@
                 <w:sz w:val="16"/>
                 <w:szCs w:val="16"/>
               </w:rPr>
-              <w:t xml:space="preserve">2019  </w:t>
+              <w:t xml:space="preserve">2018  </w:t>
             </w:r>
             <w:r>
               <w:rPr>
@@ -2383,7 +2177,7 @@
                 <w:sz w:val="16"/>
                 <w:szCs w:val="16"/>
               </w:rPr>
-              <w:t xml:space="preserve">Formation outils DevOps Ansible / Jenkins</w:t>
+              <w:t xml:space="preserve">Certification ITIL (niv. 1)</w:t>
             </w:r>
           </w:p>
           <w:p>
@@ -2400,7 +2194,7 @@
                 <w:sz w:val="16"/>
                 <w:szCs w:val="16"/>
               </w:rPr>
-              <w:t xml:space="preserve">2018  </w:t>
+              <w:t xml:space="preserve">2017  </w:t>
             </w:r>
             <w:r>
               <w:rPr>
@@ -2409,7 +2203,7 @@
                 <w:sz w:val="16"/>
                 <w:szCs w:val="16"/>
               </w:rPr>
-              <w:t xml:space="preserve">Certification ITIL (niv. 1)</w:t>
+              <w:t xml:space="preserve">Piscine École 42 Paris — programmation C, notation par les pairs, aucun enseignant</w:t>
             </w:r>
           </w:p>
           <w:p>
@@ -2426,7 +2220,7 @@
                 <w:sz w:val="16"/>
                 <w:szCs w:val="16"/>
               </w:rPr>
-              <w:t xml:space="preserve">2017  </w:t>
+              <w:t xml:space="preserve">2016  </w:t>
             </w:r>
             <w:r>
               <w:rPr>
@@ -2435,32 +2229,6 @@
                 <w:sz w:val="16"/>
                 <w:szCs w:val="16"/>
               </w:rPr>
-              <w:t xml:space="preserve">Piscine École 42 Paris — programmation C, point de départ autodidacte</w:t>
-            </w:r>
-          </w:p>
-          <w:p>
-            <w:pPr>
-              <w:spacing w:before="0" w:after="40" w:line="252" w:lineRule="auto"/>
-              <w:ind w:left="340" w:hanging="340"/>
-            </w:pPr>
-            <w:r>
-              <w:rPr>
-                <w:rFonts w:ascii="Consolas" w:hAnsi="Consolas" w:cs="Consolas"/>
-                <w:b/>
-                <w:bCs/>
-                <w:color w:val="A86F9F"/>
-                <w:sz w:val="16"/>
-                <w:szCs w:val="16"/>
-              </w:rPr>
-              <w:t xml:space="preserve">2016  </w:t>
-            </w:r>
-            <w:r>
-              <w:rPr>
-                <w:rFonts w:ascii="Calibri" w:hAnsi="Calibri" w:cs="Calibri"/>
-                <w:color w:val="484550"/>
-                <w:sz w:val="16"/>
-                <w:szCs w:val="16"/>
-              </w:rPr>
               <w:t xml:space="preserve">Certification administration AIX (niv. 1)</w:t>
             </w:r>
           </w:p>
@@ -2483,7 +2251,7 @@
         </w:tc>
         <w:tc>
           <w:tcPr>
-            <w:tcW w:w="3315" w:type="dxa"/>
+            <w:tcW w:w="5263" w:type="dxa"/>
             <w:tcMar>
               <w:top w:w="80" w:type="dxa"/>
               <w:left w:w="120" w:type="dxa"/>
@@ -2572,98 +2340,11 @@
             </w:r>
           </w:p>
         </w:tc>
-        <w:tc>
-          <w:tcPr>
-            <w:tcW w:w="300" w:type="dxa"/>
-            <w:tcMar>
-              <w:top w:w="80" w:type="dxa"/>
-              <w:left w:w="120" w:type="dxa"/>
-              <w:bottom w:w="80" w:type="dxa"/>
-              <w:right w:w="120" w:type="dxa"/>
-            </w:tcMar>
-          </w:tcPr>
-          <w:p>
-            <w:pPr>
-              <w:spacing w:before="0" w:after="60" w:line="252" w:lineRule="auto"/>
-            </w:pPr>
-          </w:p>
-        </w:tc>
-        <w:tc>
-          <w:tcPr>
-            <w:tcW w:w="3315" w:type="dxa"/>
-            <w:tcMar>
-              <w:top w:w="80" w:type="dxa"/>
-              <w:left w:w="120" w:type="dxa"/>
-              <w:bottom w:w="80" w:type="dxa"/>
-              <w:right w:w="120" w:type="dxa"/>
-            </w:tcMar>
-          </w:tcPr>
-          <w:p>
-            <w:pPr>
-              <w:keepNext/>
-              <w:keepLines/>
-              <w:spacing w:before="0" w:after="80" w:line="252" w:lineRule="auto"/>
-            </w:pPr>
-            <w:r>
-              <w:rPr>
-                <w:rFonts w:ascii="Consolas" w:hAnsi="Consolas" w:cs="Consolas"/>
-                <w:b/>
-                <w:bCs/>
-                <w:color w:val="9775BA"/>
-                <w:sz w:val="18"/>
-                <w:szCs w:val="18"/>
-              </w:rPr>
-              <w:t xml:space="preserve">// </w:t>
-            </w:r>
-            <w:r>
-              <w:rPr>
-                <w:rFonts w:ascii="Consolas" w:hAnsi="Consolas" w:cs="Consolas"/>
-                <w:b/>
-                <w:bCs/>
-                <w:color w:val="7a68b4"/>
-                <w:spacing w:val="16"/>
-                <w:sz w:val="18"/>
-                <w:szCs w:val="18"/>
-              </w:rPr>
-              <w:t xml:space="preserve">ON DIT DE MOI</w:t>
-            </w:r>
-          </w:p>
-          <w:p>
-            <w:pPr>
-              <w:spacing w:before="0" w:after="60" w:line="252" w:lineRule="auto"/>
-            </w:pPr>
-            <w:r>
-              <w:rPr>
-                <w:rFonts w:ascii="Calibri" w:hAnsi="Calibri" w:cs="Calibri"/>
-                <w:i/>
-                <w:color w:val="1c1b20"/>
-                <w:sz w:val="16"/>
-                <w:szCs w:val="16"/>
-              </w:rPr>
-              <w:t xml:space="preserve">« Autonome, structuré, documenté. Une référence sur notre périmètre. »</w:t>
-            </w:r>
-          </w:p>
-          <w:p>
-            <w:pPr>
-              <w:spacing w:before="0" w:after="60" w:line="252" w:lineRule="auto"/>
-            </w:pPr>
-            <w:r>
-              <w:rPr>
-                <w:rFonts w:ascii="Calibri" w:hAnsi="Calibri" w:cs="Calibri"/>
-                <w:i/>
-                <w:color w:val="1c1b20"/>
-                <w:sz w:val="16"/>
-                <w:szCs w:val="16"/>
-              </w:rPr>
-              <w:t xml:space="preserve">« Capable de prendre un projet technique en main de A à Z, même en environnement sensible. »</w:t>
-            </w:r>
-          </w:p>
-        </w:tc>
       </w:tr>
     </w:tbl>
     <w:sectPr>
       <w:pgSz w:w="11906" w:h="16838"/>
-      <w:pgMar w:top="680" w:right="680" w:bottom="680" w:left="680" w:header="0" w:footer="0" w:gutter="0"/>
+      <w:pgMar w:top="540" w:right="540" w:bottom="540" w:left="540" w:header="0" w:footer="0" w:gutter="0"/>
     </w:sectPr>
   </w:body>
 </w:document>

--- a/cv-stephen-casse-fr.docx
+++ b/cv-stephen-casse-fr.docx
@@ -891,7 +891,7 @@
           <w:sz w:val="18"/>
           <w:szCs w:val="18"/>
         </w:rPr>
-        <w:t xml:space="preserve">, adopté par l'ensemble des quinze DSI métier de la branche ; présenté en CODIR, à l'étude comme produit groupe.</w:t>
+        <w:t xml:space="preserve">, adopté par l'ensemble des quinze DSI métier de la branche et utilisé par environ 200 personnes sur le périmètre de production applicative ; présenté en CODIR, à l'étude comme produit groupe.</w:t>
       </w:r>
     </w:p>
     <w:p>

--- a/cv-stephen-casse-fr.docx
+++ b/cv-stephen-casse-fr.docx
@@ -891,7 +891,7 @@
           <w:sz w:val="18"/>
           <w:szCs w:val="18"/>
         </w:rPr>
-        <w:t xml:space="preserve">, adopté par l'ensemble des quinze DSI métier de la branche et utilisé par environ 200 personnes sur le périmètre de production applicative ; présenté en CODIR, à l'étude comme produit groupe.</w:t>
+        <w:t xml:space="preserve">, adopté par l'ensemble des quinze DSI métier de la branche et utilisé par environ 200 personnes, DSI métier et exploitation confondues ; présenté en CODIR, à l'étude comme produit groupe.</w:t>
       </w:r>
     </w:p>
     <w:p>

--- a/cv-stephen-casse-fr.docx
+++ b/cv-stephen-casse-fr.docx
@@ -4,7 +4,7 @@
   <w:body>
     <w:tbl>
       <w:tblPr>
-        <w:tblW w:w="10826" w:type="dxa"/>
+        <w:tblW w:w="10906" w:type="dxa"/>
         <w:tblBorders>
           <w:top w:val="none" w:sz="0" w:space="0" w:color="auto"/>
           <w:left w:val="none" w:sz="0" w:space="0" w:color="auto"/>
@@ -21,7 +21,7 @@
       </w:tblPr>
       <w:tblGrid>
         <w:gridCol w:w="1400"/>
-        <w:gridCol w:w="9426"/>
+        <w:gridCol w:w="9506"/>
       </w:tblGrid>
       <w:tr>
         <w:tc>
@@ -76,7 +76,7 @@
         </w:tc>
         <w:tc>
           <w:tcPr>
-            <w:tcW w:w="9426" w:type="dxa"/>
+            <w:tcW w:w="9506" w:type="dxa"/>
             <w:shd w:val="clear" w:color="auto" w:fill="F3EAF6"/>
             <w:tcMar>
               <w:top w:w="240" w:type="dxa"/>
@@ -88,7 +88,7 @@
           <w:p>
             <w:pPr>
               <w:tabs>
-                <w:tab w:val="right" w:pos="8966"/>
+                <w:tab w:val="right" w:pos="9046"/>
               </w:tabs>
               <w:spacing w:before="0" w:after="40" w:line="252" w:lineRule="auto"/>
             </w:pPr>
@@ -174,7 +174,7 @@
     </w:tbl>
     <w:tbl>
       <w:tblPr>
-        <w:tblW w:w="10826" w:type="dxa"/>
+        <w:tblW w:w="10906" w:type="dxa"/>
         <w:tblLayout w:type="fixed"/>
         <w:tblCellMar>
           <w:left w:w="0" w:type="dxa"/>
@@ -182,13 +182,13 @@
         </w:tblCellMar>
       </w:tblPr>
       <w:tblGrid>
-        <w:gridCol w:w="10826"/>
+        <w:gridCol w:w="10906"/>
       </w:tblGrid>
       <w:tr>
         ['
         <w:tc>
           <w:tcPr>
-            <w:tcW w:w="10826" w:type="dxa"/>
+            <w:tcW w:w="10906" w:type="dxa"/>
             <w:tcBorders>
               <w:top w:val="single" w:sz="4" w:space="0" w:color="f7f2f9"/>
               <w:left w:val="single" w:sz="4" w:space="0" w:color="f7f2f9"/>
@@ -242,7 +242,7 @@
     </w:p>
     <w:tbl>
       <w:tblPr>
-        <w:tblW w:w="10764" w:type="dxa"/>
+        <w:tblW w:w="10844" w:type="dxa"/>
         <w:tblLayout w:type="fixed"/>
         <w:tblCellMar>
           <w:left w:w="0" w:type="dxa"/>
@@ -250,18 +250,18 @@
         </w:tblCellMar>
       </w:tblPr>
       <w:tblGrid>
-        <w:gridCol w:w="2646"/>
+        <w:gridCol w:w="2666"/>
         <w:gridCol w:w="60"/>
-        <w:gridCol w:w="2646"/>
+        <w:gridCol w:w="2666"/>
         <w:gridCol w:w="60"/>
-        <w:gridCol w:w="2646"/>
+        <w:gridCol w:w="2666"/>
         <w:gridCol w:w="60"/>
-        <w:gridCol w:w="2646"/>
+        <w:gridCol w:w="2666"/>
       </w:tblGrid>
       <w:tr>
         <w:tc>
           <w:tcPr>
-            <w:tcW w:w="2646" w:type="dxa"/>
+            <w:tcW w:w="2666" w:type="dxa"/>
             <w:tcBorders>
               <w:top w:val="single" w:sz="24" w:space="0" w:color="6866A7"/>
               <w:left w:val="single" w:sz="4" w:space="0" w:color="cac4d2"/>
@@ -324,7 +324,7 @@
         </w:tc>
         <w:tc>
           <w:tcPr>
-            <w:tcW w:w="2646" w:type="dxa"/>
+            <w:tcW w:w="2666" w:type="dxa"/>
             <w:tcBorders>
               <w:top w:val="single" w:sz="24" w:space="0" w:color="A86F9F"/>
               <w:left w:val="single" w:sz="4" w:space="0" w:color="cac4d2"/>
@@ -387,7 +387,7 @@
         </w:tc>
         <w:tc>
           <w:tcPr>
-            <w:tcW w:w="2646" w:type="dxa"/>
+            <w:tcW w:w="2666" w:type="dxa"/>
             <w:tcBorders>
               <w:top w:val="single" w:sz="24" w:space="0" w:color="6866A7"/>
               <w:left w:val="single" w:sz="4" w:space="0" w:color="cac4d2"/>
@@ -450,7 +450,7 @@
         </w:tc>
         <w:tc>
           <w:tcPr>
-            <w:tcW w:w="2646" w:type="dxa"/>
+            <w:tcW w:w="2666" w:type="dxa"/>
             <w:tcBorders>
               <w:top w:val="single" w:sz="24" w:space="0" w:color="A86F9F"/>
               <w:left w:val="single" w:sz="4" w:space="0" w:color="cac4d2"/>
@@ -532,9 +532,9 @@
         <w:keepNext/>
         <w:keepLines/>
         <w:tabs>
-          <w:tab w:val="right" w:pos="10826"/>
+          <w:tab w:val="right" w:pos="10906"/>
         </w:tabs>
-        <w:spacing w:before="140" w:after="30" w:line="252" w:lineRule="auto"/>
+        <w:spacing w:before="110" w:after="30" w:line="252" w:lineRule="auto"/>
       </w:pPr>
       <w:r>
         <w:rPr>
@@ -608,7 +608,7 @@
     </w:p>
     <w:p>
       <w:pPr>
-        <w:spacing w:before="0" w:after="40" w:line="240" w:lineRule="auto"/>
+        <w:spacing w:before="0" w:after="24" w:line="232" w:lineRule="auto"/>
         <w:ind w:left="227" w:hanging="142"/>
       </w:pPr>
       <w:r>
@@ -663,7 +663,7 @@
     </w:p>
     <w:p>
       <w:pPr>
-        <w:spacing w:before="0" w:after="40" w:line="240" w:lineRule="auto"/>
+        <w:spacing w:before="0" w:after="24" w:line="232" w:lineRule="auto"/>
         <w:ind w:left="227" w:hanging="142"/>
       </w:pPr>
       <w:r>
@@ -698,7 +698,7 @@
     </w:p>
     <w:p>
       <w:pPr>
-        <w:spacing w:before="0" w:after="40" w:line="240" w:lineRule="auto"/>
+        <w:spacing w:before="0" w:after="24" w:line="232" w:lineRule="auto"/>
         <w:ind w:left="227" w:hanging="142"/>
       </w:pPr>
       <w:r>
@@ -765,9 +765,9 @@
         <w:keepNext/>
         <w:keepLines/>
         <w:tabs>
-          <w:tab w:val="right" w:pos="10826"/>
+          <w:tab w:val="right" w:pos="10906"/>
         </w:tabs>
-        <w:spacing w:before="140" w:after="30" w:line="252" w:lineRule="auto"/>
+        <w:spacing w:before="110" w:after="30" w:line="252" w:lineRule="auto"/>
       </w:pPr>
       <w:r>
         <w:rPr>
@@ -836,12 +836,12 @@
           <w:sz w:val="17"/>
           <w:szCs w:val="17"/>
         </w:rPr>
-        <w:t xml:space="preserve">Transformer un outil interne abandonné en service généralisé, sur un parc réparti sur quatre générations de RHEL.</w:t>
-      </w:r>
-    </w:p>
-    <w:p>
-      <w:pPr>
-        <w:spacing w:before="0" w:after="40" w:line="240" w:lineRule="auto"/>
+        <w:t xml:space="preserve">Transformer un outil interne abandonné en service généralisé sur un parc réparti sur quatre générations de RHEL, et porter le pilote groupe de la plateforme d'automatisation.</w:t>
+      </w:r>
+    </w:p>
+    <w:p>
+      <w:pPr>
+        <w:spacing w:before="0" w:after="24" w:line="232" w:lineRule="auto"/>
         <w:ind w:left="227" w:hanging="142"/>
       </w:pPr>
       <w:r>
@@ -896,7 +896,7 @@
     </w:p>
     <w:p>
       <w:pPr>
-        <w:spacing w:before="0" w:after="40" w:line="240" w:lineRule="auto"/>
+        <w:spacing w:before="0" w:after="24" w:line="232" w:lineRule="auto"/>
         <w:ind w:left="227" w:hanging="142"/>
       </w:pPr>
       <w:r>
@@ -951,7 +951,7 @@
     </w:p>
     <w:p>
       <w:pPr>
-        <w:spacing w:before="0" w:after="40" w:line="240" w:lineRule="auto"/>
+        <w:spacing w:before="0" w:after="24" w:line="232" w:lineRule="auto"/>
         <w:ind w:left="227" w:hanging="142"/>
       </w:pPr>
       <w:r>
@@ -972,21 +972,21 @@
           <w:sz w:val="18"/>
           <w:szCs w:val="18"/>
         </w:rPr>
-        <w:t xml:space="preserve">Inventaire dérivé de la CMDB</w:t>
-      </w:r>
-      <w:r>
-        <w:rPr>
-          <w:rFonts w:ascii="Calibri" w:hAnsi="Calibri" w:cs="Calibri"/>
-          <w:color w:val="484550"/>
-          <w:sz w:val="18"/>
-          <w:szCs w:val="18"/>
-        </w:rPr>
-        <w:t xml:space="preserve"> : l'inventaire Ansible Automation Platform était tenu à la main ; il est désormais construit dynamiquement depuis la CMDB, environnements normalisés — il découle de la source de vérité au lieu d'être déclaré deux fois. Même principe pour les keystores et truststores JKS.</w:t>
-      </w:r>
-    </w:p>
-    <w:p>
-      <w:pPr>
-        <w:spacing w:before="0" w:after="40" w:line="240" w:lineRule="auto"/>
+        <w:t xml:space="preserve">Pilote groupe Ansible Automation Platform</w:t>
+      </w:r>
+      <w:r>
+        <w:rPr>
+          <w:rFonts w:ascii="Calibri" w:hAnsi="Calibri" w:cs="Calibri"/>
+          <w:color w:val="484550"/>
+          <w:sz w:val="18"/>
+          <w:szCs w:val="18"/>
+        </w:rPr>
+        <w:t xml:space="preserve"> : premier périmètre de production applicative du groupe à recevoir la plateforme, livrée nue. Modèle d'habilitation instruit (comptes, niveaux de privilège) et normes d'usage définies — nomenclatures, granularité de déploiement par groupe, par type de serveur ou par environnement complet. Inventaire construit dynamiquement depuis la CMDB et enrichi des variables consommées par les playbooks : il découle de la source de vérité au lieu d'être tenu à la main. Standards présentés en CODIR, puis transmis à une seconde production applicative que j'ai formée. Même principe d'inventaire pour les keystores et truststores JKS.</w:t>
+      </w:r>
+    </w:p>
+    <w:p>
+      <w:pPr>
+        <w:spacing w:before="0" w:after="24" w:line="232" w:lineRule="auto"/>
         <w:ind w:left="227" w:hanging="142"/>
       </w:pPr>
       <w:r>
@@ -1005,7 +1005,7 @@
           <w:sz w:val="18"/>
           <w:szCs w:val="18"/>
         </w:rPr>
-        <w:t xml:space="preserve">Run quotidien, astreintes 24/7, référent d'un pôle applicatif auprès des DSIM ; formation de l'équipe (Ansible, Jenkins, Artifactory, Bitbucket) et présentation groupe d'Ansible Automation Platform.</w:t>
+        <w:t xml:space="preserve">Run quotidien, astreintes 24/7, référent d'un pôle applicatif auprès des DSIM ; formation de l'équipe à Ansible, Jenkins, Artifactory et Bitbucket, supports et parcours d'onboarding.</w:t>
       </w:r>
     </w:p>
     <w:p>
@@ -1013,9 +1013,9 @@
         <w:keepNext/>
         <w:keepLines/>
         <w:tabs>
-          <w:tab w:val="right" w:pos="10826"/>
+          <w:tab w:val="right" w:pos="10906"/>
         </w:tabs>
-        <w:spacing w:before="140" w:after="30" w:line="252" w:lineRule="auto"/>
+        <w:spacing w:before="110" w:after="30" w:line="252" w:lineRule="auto"/>
       </w:pPr>
       <w:r>
         <w:rPr>
@@ -1089,7 +1089,7 @@
     </w:p>
     <w:p>
       <w:pPr>
-        <w:spacing w:before="0" w:after="40" w:line="240" w:lineRule="auto"/>
+        <w:spacing w:before="0" w:after="24" w:line="232" w:lineRule="auto"/>
         <w:ind w:left="227" w:hanging="142"/>
       </w:pPr>
       <w:r>
@@ -1124,7 +1124,7 @@
     </w:p>
     <w:p>
       <w:pPr>
-        <w:spacing w:before="0" w:after="40" w:line="240" w:lineRule="auto"/>
+        <w:spacing w:before="0" w:after="24" w:line="232" w:lineRule="auto"/>
         <w:ind w:left="227" w:hanging="142"/>
       </w:pPr>
       <w:r>
@@ -1168,7 +1168,7 @@
     </w:p>
     <w:p>
       <w:pPr>
-        <w:spacing w:before="0" w:after="40" w:line="240" w:lineRule="auto"/>
+        <w:spacing w:before="0" w:after="24" w:line="232" w:lineRule="auto"/>
         <w:ind w:left="227" w:hanging="142"/>
       </w:pPr>
       <w:r>
@@ -1236,7 +1236,7 @@
     </w:p>
     <w:tbl>
       <w:tblPr>
-        <w:tblW w:w="10826" w:type="dxa"/>
+        <w:tblW w:w="10906" w:type="dxa"/>
         <w:tblBorders>
           <w:top w:val="none" w:sz="0" w:space="0" w:color="auto"/>
           <w:left w:val="none" w:sz="0" w:space="0" w:color="auto"/>
@@ -1252,14 +1252,14 @@
         </w:tblCellMar>
       </w:tblPr>
       <w:tblGrid>
-        <w:gridCol w:w="5263"/>
+        <w:gridCol w:w="5303"/>
         <w:gridCol w:w="300"/>
-        <w:gridCol w:w="5263"/>
+        <w:gridCol w:w="5303"/>
       </w:tblGrid>
       <w:tr>
         <w:tc>
           <w:tcPr>
-            <w:tcW w:w="5263" w:type="dxa"/>
+            <w:tcW w:w="5303" w:type="dxa"/>
             <w:tcMar>
               <w:top w:w="80" w:type="dxa"/>
               <w:left w:w="120" w:type="dxa"/>
@@ -1318,7 +1318,7 @@
         </w:tc>
         <w:tc>
           <w:tcPr>
-            <w:tcW w:w="5263" w:type="dxa"/>
+            <w:tcW w:w="5303" w:type="dxa"/>
             <w:tcMar>
               <w:top w:w="80" w:type="dxa"/>
               <w:left w:w="120" w:type="dxa"/>
@@ -1363,7 +1363,7 @@
       <w:tr>
         <w:tc>
           <w:tcPr>
-            <w:tcW w:w="5263" w:type="dxa"/>
+            <w:tcW w:w="5303" w:type="dxa"/>
             <w:tcMar>
               <w:top w:w="80" w:type="dxa"/>
               <w:left w:w="120" w:type="dxa"/>
@@ -1422,7 +1422,7 @@
         </w:tc>
         <w:tc>
           <w:tcPr>
-            <w:tcW w:w="5263" w:type="dxa"/>
+            <w:tcW w:w="5303" w:type="dxa"/>
             <w:tcMar>
               <w:top w:w="80" w:type="dxa"/>
               <w:left w:w="120" w:type="dxa"/>
@@ -1467,7 +1467,7 @@
       <w:tr>
         <w:tc>
           <w:tcPr>
-            <w:tcW w:w="5263" w:type="dxa"/>
+            <w:tcW w:w="5303" w:type="dxa"/>
             <w:tcMar>
               <w:top w:w="80" w:type="dxa"/>
               <w:left w:w="120" w:type="dxa"/>
@@ -1526,7 +1526,7 @@
         </w:tc>
         <w:tc>
           <w:tcPr>
-            <w:tcW w:w="5263" w:type="dxa"/>
+            <w:tcW w:w="5303" w:type="dxa"/>
             <w:tcMar>
               <w:top w:w="80" w:type="dxa"/>
               <w:left w:w="120" w:type="dxa"/>
@@ -1571,7 +1571,7 @@
       <w:tr>
         <w:tc>
           <w:tcPr>
-            <w:tcW w:w="5263" w:type="dxa"/>
+            <w:tcW w:w="5303" w:type="dxa"/>
             <w:tcMar>
               <w:top w:w="80" w:type="dxa"/>
               <w:left w:w="120" w:type="dxa"/>
@@ -1630,7 +1630,7 @@
         </w:tc>
         <w:tc>
           <w:tcPr>
-            <w:tcW w:w="5263" w:type="dxa"/>
+            <w:tcW w:w="5303" w:type="dxa"/>
             <w:tcMar>
               <w:top w:w="80" w:type="dxa"/>
               <w:left w:w="120" w:type="dxa"/>
@@ -1675,7 +1675,7 @@
       <w:tr>
         <w:tc>
           <w:tcPr>
-            <w:tcW w:w="5263" w:type="dxa"/>
+            <w:tcW w:w="5303" w:type="dxa"/>
             <w:tcMar>
               <w:top w:w="80" w:type="dxa"/>
               <w:left w:w="120" w:type="dxa"/>
@@ -1734,7 +1734,7 @@
         </w:tc>
         <w:tc>
           <w:tcPr>
-            <w:tcW w:w="5263" w:type="dxa"/>
+            <w:tcW w:w="5303" w:type="dxa"/>
             <w:tcMar>
               <w:top w:w="80" w:type="dxa"/>
               <w:left w:w="120" w:type="dxa"/>
@@ -1782,7 +1782,7 @@
     </w:p>
     <w:tbl>
       <w:tblPr>
-        <w:tblW w:w="10826" w:type="dxa"/>
+        <w:tblW w:w="10906" w:type="dxa"/>
         <w:tblLayout w:type="fixed"/>
         <w:tblCellMar>
           <w:left w:w="0" w:type="dxa"/>
@@ -1790,14 +1790,14 @@
         </w:tblCellMar>
       </w:tblPr>
       <w:tblGrid>
-        <w:gridCol w:w="5293"/>
+        <w:gridCol w:w="5333"/>
         <w:gridCol w:w="240"/>
-        <w:gridCol w:w="5293"/>
+        <w:gridCol w:w="5333"/>
       </w:tblGrid>
       <w:tr>
         <w:tc>
           <w:tcPr>
-            <w:tcW w:w="5293" w:type="dxa"/>
+            <w:tcW w:w="5333" w:type="dxa"/>
             <w:tcBorders>
               <w:top w:val="single" w:sz="4" w:space="0" w:color="cac4d2"/>
               <w:left w:val="single" w:sz="24" w:space="0" w:color="6866A7"/>
@@ -1876,7 +1876,7 @@
         </w:tc>
         <w:tc>
           <w:tcPr>
-            <w:tcW w:w="5293" w:type="dxa"/>
+            <w:tcW w:w="5333" w:type="dxa"/>
             <w:tcBorders>
               <w:top w:val="single" w:sz="4" w:space="0" w:color="cac4d2"/>
               <w:left w:val="single" w:sz="24" w:space="0" w:color="A86F9F"/>
@@ -1941,7 +1941,7 @@
       <w:tr>
         <w:tc>
           <w:tcPr>
-            <w:tcW w:w="5293" w:type="dxa"/>
+            <w:tcW w:w="5333" w:type="dxa"/>
             <w:tcMar>
               <w:top w:w="0" w:type="dxa"/>
               <w:left w:w="0" w:type="dxa"/>
@@ -1973,7 +1973,7 @@
         </w:tc>
         <w:tc>
           <w:tcPr>
-            <w:tcW w:w="5293" w:type="dxa"/>
+            <w:tcW w:w="5333" w:type="dxa"/>
             <w:tcMar>
               <w:top w:w="0" w:type="dxa"/>
               <w:left w:w="0" w:type="dxa"/>
@@ -1991,7 +1991,7 @@
       <w:tr>
         <w:tc>
           <w:tcPr>
-            <w:tcW w:w="5293" w:type="dxa"/>
+            <w:tcW w:w="5333" w:type="dxa"/>
             <w:tcBorders>
               <w:top w:val="single" w:sz="4" w:space="0" w:color="cac4d2"/>
               <w:left w:val="single" w:sz="24" w:space="0" w:color="6866A7"/>
@@ -2070,7 +2070,7 @@
         </w:tc>
         <w:tc>
           <w:tcPr>
-            <w:tcW w:w="5293" w:type="dxa"/>
+            <w:tcW w:w="5333" w:type="dxa"/>
             <w:tcMar>
               <w:top w:w="80" w:type="dxa"/>
               <w:left w:w="120" w:type="dxa"/>
@@ -2093,7 +2093,7 @@
     </w:p>
     <w:tbl>
       <w:tblPr>
-        <w:tblW w:w="10826" w:type="dxa"/>
+        <w:tblW w:w="10906" w:type="dxa"/>
         <w:tblBorders>
           <w:top w:val="none" w:sz="0" w:space="0" w:color="auto"/>
           <w:left w:val="none" w:sz="0" w:space="0" w:color="auto"/>
@@ -2109,14 +2109,14 @@
         </w:tblCellMar>
       </w:tblPr>
       <w:tblGrid>
-        <w:gridCol w:w="5263"/>
+        <w:gridCol w:w="5303"/>
         <w:gridCol w:w="300"/>
-        <w:gridCol w:w="5263"/>
+        <w:gridCol w:w="5303"/>
       </w:tblGrid>
       <w:tr>
         <w:tc>
           <w:tcPr>
-            <w:tcW w:w="5263" w:type="dxa"/>
+            <w:tcW w:w="5303" w:type="dxa"/>
             <w:tcMar>
               <w:top w:w="80" w:type="dxa"/>
               <w:left w:w="120" w:type="dxa"/>
@@ -2251,7 +2251,7 @@
         </w:tc>
         <w:tc>
           <w:tcPr>
-            <w:tcW w:w="5263" w:type="dxa"/>
+            <w:tcW w:w="5303" w:type="dxa"/>
             <w:tcMar>
               <w:top w:w="80" w:type="dxa"/>
               <w:left w:w="120" w:type="dxa"/>
@@ -2344,7 +2344,7 @@
     </w:tbl>
     <w:sectPr>
       <w:pgSz w:w="11906" w:h="16838"/>
-      <w:pgMar w:top="540" w:right="540" w:bottom="540" w:left="540" w:header="0" w:footer="0" w:gutter="0"/>
+      <w:pgMar w:top="500" w:right="500" w:bottom="500" w:left="500" w:header="0" w:footer="0" w:gutter="0"/>
     </w:sectPr>
   </w:body>
 </w:document>

--- a/cv-stephen-casse-fr.docx
+++ b/cv-stephen-casse-fr.docx
@@ -836,7 +836,7 @@
           <w:sz w:val="17"/>
           <w:szCs w:val="17"/>
         </w:rPr>
-        <w:t xml:space="preserve">Transformer un outil interne abandonné en service généralisé sur un parc réparti sur quatre générations de RHEL, et porter le pilote groupe de la plateforme d'automatisation.</w:t>
+        <w:t xml:space="preserve">Porter le pilote groupe de la plateforme d'automatisation, et transformer un outil interne abandonné en service généralisé sur un parc réparti sur quatre générations de RHEL.</w:t>
       </w:r>
     </w:p>
     <w:p>
@@ -862,36 +862,16 @@
           <w:sz w:val="18"/>
           <w:szCs w:val="18"/>
         </w:rPr>
-        <w:t xml:space="preserve">Les logs aux développeurs, sans leur donner la production</w:t>
-      </w:r>
-      <w:r>
-        <w:rPr>
-          <w:rFonts w:ascii="Calibri" w:hAnsi="Calibri" w:cs="Calibri"/>
-          <w:color w:val="484550"/>
-          <w:sz w:val="18"/>
-          <w:szCs w:val="18"/>
-        </w:rPr>
-        <w:t xml:space="preserve"> : l'accès SSH est interdit en production aux équipes de développement — donc aucune consultation autonome d'un log applicatif, et des délais de résolution allongés à chaque incident. J'ai repris un outil périmé, non maintenu et non sécurisé pour en faire un service de consultation en libre-service : une instance par serveur, une URL dédiée, authentification LDAP/Kerberos, consultation et téléchargement par navigateur. La friction disparaît, la frontière de sécurité reste intacte. </w:t>
-      </w:r>
-      <w:r>
-        <w:rPr>
-          <w:rFonts w:ascii="Calibri" w:hAnsi="Calibri" w:cs="Calibri"/>
-          <w:b/>
-          <w:bCs/>
-          <w:color w:val="484550"/>
-          <w:sz w:val="18"/>
-          <w:szCs w:val="18"/>
-        </w:rPr>
-        <w:t xml:space="preserve">Déployé sur ~1 200 serveurs</w:t>
-      </w:r>
-      <w:r>
-        <w:rPr>
-          <w:rFonts w:ascii="Calibri" w:hAnsi="Calibri" w:cs="Calibri"/>
-          <w:color w:val="484550"/>
-          <w:sz w:val="18"/>
-          <w:szCs w:val="18"/>
-        </w:rPr>
-        <w:t xml:space="preserve">, adopté par l'ensemble des quinze DSI métier de la branche et utilisé par environ 200 personnes, DSI métier et exploitation confondues ; présenté en CODIR, à l'étude comme produit groupe.</w:t>
+        <w:t xml:space="preserve">Pilote groupe Ansible Automation Platform</w:t>
+      </w:r>
+      <w:r>
+        <w:rPr>
+          <w:rFonts w:ascii="Calibri" w:hAnsi="Calibri" w:cs="Calibri"/>
+          <w:color w:val="484550"/>
+          <w:sz w:val="18"/>
+          <w:szCs w:val="18"/>
+        </w:rPr>
+        <w:t xml:space="preserve"> : premier périmètre de production applicative du groupe à recevoir la plateforme, livrée nue. Modèle d'habilitation instruit (comptes, niveaux de privilège) et normes d'usage définies — nomenclatures, granularité de déploiement par groupe, par type de serveur ou par environnement complet. Inventaire construit dynamiquement depuis la CMDB et enrichi des variables consommées par les playbooks : il découle de la source de vérité au lieu d'être tenu à la main. Standards présentés en CODIR, puis transmis à une seconde production applicative que j'ai formée. Même principe d'inventaire pour les keystores et truststores JKS.</w:t>
       </w:r>
     </w:p>
     <w:p>
@@ -917,16 +897,16 @@
           <w:sz w:val="18"/>
           <w:szCs w:val="18"/>
         </w:rPr>
-        <w:t xml:space="preserve">Ce qui rend le déploiement possible</w:t>
-      </w:r>
-      <w:r>
-        <w:rPr>
-          <w:rFonts w:ascii="Calibri" w:hAnsi="Calibri" w:cs="Calibri"/>
-          <w:color w:val="484550"/>
-          <w:sz w:val="18"/>
-          <w:szCs w:val="18"/>
-        </w:rPr>
-        <w:t xml:space="preserve"> : stack Apache compilée de bout en bout — Apache, APR, OpenSSL, OpenLDAP, Expat — sans aucune dépendance système, exécutable sans privilège root, de RHEL 6 à RHEL 9.5. Elle s'installe sur un Red Hat nu, cohabite avec un Apache ou un JBoss existant et survit à une montée de version d'OS — </w:t>
+        <w:t xml:space="preserve">Les logs aux développeurs, sans leur donner la production</w:t>
+      </w:r>
+      <w:r>
+        <w:rPr>
+          <w:rFonts w:ascii="Calibri" w:hAnsi="Calibri" w:cs="Calibri"/>
+          <w:color w:val="484550"/>
+          <w:sz w:val="18"/>
+          <w:szCs w:val="18"/>
+        </w:rPr>
+        <w:t xml:space="preserve"> : l'accès SSH est interdit en production aux équipes de développement — donc aucune consultation autonome d'un log applicatif, et des délais de résolution allongés à chaque incident. J'ai repris un outil périmé, non maintenu et non sécurisé pour en faire un service de consultation en libre-service : une instance par serveur, une URL dédiée, authentification LDAP/Kerberos, consultation et téléchargement par navigateur. La friction disparaît, la frontière de sécurité reste intacte. </w:t>
       </w:r>
       <w:r>
         <w:rPr>
@@ -937,16 +917,16 @@
           <w:sz w:val="18"/>
           <w:szCs w:val="18"/>
         </w:rPr>
-        <w:t xml:space="preserve">adoptée comme standard de production</w:t>
-      </w:r>
-      <w:r>
-        <w:rPr>
-          <w:rFonts w:ascii="Calibri" w:hAnsi="Calibri" w:cs="Calibri"/>
-          <w:color w:val="484550"/>
-          <w:sz w:val="18"/>
-          <w:szCs w:val="18"/>
-        </w:rPr>
-        <w:t xml:space="preserve">. Chaîne de livraison Bitbucket → Jenkins → Artifactory → XL Deploy.</w:t>
+        <w:t xml:space="preserve">Déployé sur ~1 200 serveurs</w:t>
+      </w:r>
+      <w:r>
+        <w:rPr>
+          <w:rFonts w:ascii="Calibri" w:hAnsi="Calibri" w:cs="Calibri"/>
+          <w:color w:val="484550"/>
+          <w:sz w:val="18"/>
+          <w:szCs w:val="18"/>
+        </w:rPr>
+        <w:t xml:space="preserve">, adopté par l'ensemble des quinze DSI métier de la branche et utilisé par environ 200 personnes, DSI métier et exploitation confondues ; présenté en CODIR, à l'étude comme produit groupe.</w:t>
       </w:r>
     </w:p>
     <w:p>
@@ -972,16 +952,36 @@
           <w:sz w:val="18"/>
           <w:szCs w:val="18"/>
         </w:rPr>
-        <w:t xml:space="preserve">Pilote groupe Ansible Automation Platform</w:t>
-      </w:r>
-      <w:r>
-        <w:rPr>
-          <w:rFonts w:ascii="Calibri" w:hAnsi="Calibri" w:cs="Calibri"/>
-          <w:color w:val="484550"/>
-          <w:sz w:val="18"/>
-          <w:szCs w:val="18"/>
-        </w:rPr>
-        <w:t xml:space="preserve"> : premier périmètre de production applicative du groupe à recevoir la plateforme, livrée nue. Modèle d'habilitation instruit (comptes, niveaux de privilège) et normes d'usage définies — nomenclatures, granularité de déploiement par groupe, par type de serveur ou par environnement complet. Inventaire construit dynamiquement depuis la CMDB et enrichi des variables consommées par les playbooks : il découle de la source de vérité au lieu d'être tenu à la main. Standards présentés en CODIR, puis transmis à une seconde production applicative que j'ai formée. Même principe d'inventaire pour les keystores et truststores JKS.</w:t>
+        <w:t xml:space="preserve">Ce qui rend le déploiement possible</w:t>
+      </w:r>
+      <w:r>
+        <w:rPr>
+          <w:rFonts w:ascii="Calibri" w:hAnsi="Calibri" w:cs="Calibri"/>
+          <w:color w:val="484550"/>
+          <w:sz w:val="18"/>
+          <w:szCs w:val="18"/>
+        </w:rPr>
+        <w:t xml:space="preserve"> : stack Apache compilée de bout en bout — Apache, APR, OpenSSL, OpenLDAP, Expat — sans aucune dépendance système, exécutable sans privilège root, de RHEL 6 à RHEL 9.5. Elle s'installe sur un Red Hat nu, cohabite avec un Apache ou un JBoss existant et survit à une montée de version d'OS — </w:t>
+      </w:r>
+      <w:r>
+        <w:rPr>
+          <w:rFonts w:ascii="Calibri" w:hAnsi="Calibri" w:cs="Calibri"/>
+          <w:b/>
+          <w:bCs/>
+          <w:color w:val="484550"/>
+          <w:sz w:val="18"/>
+          <w:szCs w:val="18"/>
+        </w:rPr>
+        <w:t xml:space="preserve">adoptée comme standard de production</w:t>
+      </w:r>
+      <w:r>
+        <w:rPr>
+          <w:rFonts w:ascii="Calibri" w:hAnsi="Calibri" w:cs="Calibri"/>
+          <w:color w:val="484550"/>
+          <w:sz w:val="18"/>
+          <w:szCs w:val="18"/>
+        </w:rPr>
+        <w:t xml:space="preserve">. Chaîne de livraison Bitbucket → Jenkins → Artifactory → XL Deploy.</w:t>
       </w:r>
     </w:p>
     <w:p>

--- a/cv-stephen-casse-fr.docx
+++ b/cv-stephen-casse-fr.docx
@@ -836,7 +836,7 @@
           <w:sz w:val="17"/>
           <w:szCs w:val="17"/>
         </w:rPr>
-        <w:t xml:space="preserve">Porter le pilote groupe de la plateforme d'automatisation, et transformer un outil interne abandonné en service généralisé sur un parc réparti sur quatre générations de RHEL.</w:t>
+        <w:t xml:space="preserve">Porter le pilote groupe de la plateforme d'automatisation, et transformer un outil interne abandonné en service généralisé.</w:t>
       </w:r>
     </w:p>
     <w:p>
@@ -1005,7 +1005,7 @@
           <w:sz w:val="18"/>
           <w:szCs w:val="18"/>
         </w:rPr>
-        <w:t xml:space="preserve">Run quotidien, astreintes 24/7, référent d'un pôle applicatif auprès des DSIM ; formation de l'équipe à Ansible, Jenkins, Artifactory et Bitbucket, supports et parcours d'onboarding.</w:t>
+        <w:t xml:space="preserve">Run quotidien, astreintes 24/7, référent d'un pôle applicatif auprès des DSIM ; formation de l'équipe, supports et parcours d'onboarding.</w:t>
       </w:r>
     </w:p>
     <w:p>
